--- a/src/templates/input/บันทึกข้อความ.docx
+++ b/src/templates/input/บันทึกข้อความ.docx
@@ -21,7 +21,7 @@
           <w:szCs w:val="56"/>
         </w:rPr>
         <w:drawing>
-          <wp:anchor distT="0" distB="0" distL="114300" distR="114300" simplePos="0" relativeHeight="251673600" behindDoc="0" locked="0" layoutInCell="1" allowOverlap="1" wp14:anchorId="40077578" wp14:editId="3707C5C5">
+          <wp:anchor distT="0" distB="0" distL="114300" distR="114300" simplePos="0" relativeHeight="251673600" behindDoc="0" locked="0" layoutInCell="1" allowOverlap="1" wp14:anchorId="40077578" wp14:editId="09F9980A">
             <wp:simplePos x="0" y="0"/>
             <wp:positionH relativeFrom="margin">
               <wp:posOffset>381726</wp:posOffset>
@@ -549,6 +549,7 @@
         <w:tab/>
         <w:t xml:space="preserve">     </w:t>
       </w:r>
+      <w:proofErr w:type="gramStart"/>
       <w:r>
         <w:rPr>
           <w:rFonts w:ascii="TH SarabunPSK" w:hAnsi="TH SarabunPSK" w:cs="TH SarabunPSK" w:hint="cs"/>
@@ -573,7 +574,15 @@
           <w:rFonts w:ascii="TH SarabunPSK" w:hAnsi="TH SarabunPSK" w:cs="TH SarabunPSK"/>
           <w:sz w:val="28"/>
         </w:rPr>
-        <w:t>{date}</w:t>
+        <w:t>{</w:t>
+      </w:r>
+      <w:proofErr w:type="gramEnd"/>
+      <w:r>
+        <w:rPr>
+          <w:rFonts w:ascii="TH SarabunPSK" w:hAnsi="TH SarabunPSK" w:cs="TH SarabunPSK"/>
+          <w:sz w:val="28"/>
+        </w:rPr>
+        <w:t>date}</w:t>
       </w:r>
       <w:r>
         <w:rPr>
@@ -663,6 +672,7 @@
     <w:p>
       <w:pPr>
         <w:ind w:left="1440"/>
+        <w:jc w:val="right"/>
         <w:rPr>
           <w:rFonts w:ascii="TH SarabunPSK" w:hAnsi="TH SarabunPSK" w:cs="TH SarabunPSK"/>
           <w:sz w:val="28"/>
@@ -1182,6 +1192,8 @@
         </w:rPr>
         <w:t>{</w:t>
       </w:r>
+      <w:proofErr w:type="spellStart"/>
+      <w:proofErr w:type="gramStart"/>
       <w:r>
         <w:rPr>
           <w:rFonts w:ascii="TH SarabunPSK" w:hAnsi="TH SarabunPSK" w:cs="TH SarabunPSK"/>
@@ -1189,6 +1201,7 @@
         </w:rPr>
         <w:t>previousDate</w:t>
       </w:r>
+      <w:proofErr w:type="spellEnd"/>
       <w:r>
         <w:rPr>
           <w:rFonts w:ascii="TH SarabunPSK" w:hAnsi="TH SarabunPSK" w:cs="TH SarabunPSK"/>
@@ -1220,6 +1233,7 @@
         </w:rPr>
         <w:t>..</w:t>
       </w:r>
+      <w:proofErr w:type="gramEnd"/>
       <w:r>
         <w:rPr>
           <w:rFonts w:ascii="TH SarabunPSK" w:hAnsi="TH SarabunPSK" w:cs="TH SarabunPSK"/>
@@ -1491,7 +1505,7 @@
           <w:sz w:val="28"/>
           <w:lang w:val="af-ZA"/>
         </w:rPr>
-        <w:t xml:space="preserve">  </w:t>
+        <w:t xml:space="preserve"> </w:t>
       </w:r>
       <w:r>
         <w:rPr>
@@ -1505,6 +1519,13 @@
           <w:rFonts w:ascii="TH SarabunPSK" w:hAnsi="TH SarabunPSK" w:cs="TH SarabunPSK"/>
           <w:sz w:val="28"/>
         </w:rPr>
+        <w:t>{reason}</w:t>
+      </w:r>
+      <w:r>
+        <w:rPr>
+          <w:rFonts w:ascii="TH SarabunPSK" w:hAnsi="TH SarabunPSK" w:cs="TH SarabunPSK"/>
+          <w:sz w:val="28"/>
+        </w:rPr>
         <w:t>………………….</w:t>
       </w:r>
       <w:r>
@@ -1512,7 +1533,7 @@
           <w:rFonts w:ascii="TH SarabunPSK" w:hAnsi="TH SarabunPSK" w:cs="TH SarabunPSK"/>
           <w:sz w:val="28"/>
         </w:rPr>
-        <w:t>……………………………………….....</w:t>
+        <w:t>……….....</w:t>
       </w:r>
       <w:r>
         <w:rPr>
@@ -1528,35 +1549,19 @@
         </w:rPr>
         <w:t>.</w:t>
       </w:r>
-    </w:p>
-    <w:p>
-      <w:pPr>
-        <w:ind w:left="720"/>
-        <w:rPr>
-          <w:rFonts w:ascii="TH SarabunPSK" w:hAnsi="TH SarabunPSK" w:cs="TH SarabunPSK"/>
-          <w:sz w:val="28"/>
-        </w:rPr>
-      </w:pPr>
-      <w:r>
-        <w:rPr>
-          <w:rFonts w:ascii="TH SarabunPSK" w:hAnsi="TH SarabunPSK" w:cs="TH SarabunPSK"/>
-          <w:sz w:val="28"/>
-        </w:rPr>
-        <w:t>………………………………………………………………………………</w:t>
-      </w:r>
-      <w:r>
-        <w:rPr>
-          <w:rFonts w:ascii="TH SarabunPSK" w:hAnsi="TH SarabunPSK" w:cs="TH SarabunPSK"/>
-          <w:sz w:val="28"/>
-        </w:rPr>
-        <w:t>{reason}</w:t>
-      </w:r>
-      <w:r>
-        <w:rPr>
-          <w:rFonts w:ascii="TH SarabunPSK" w:hAnsi="TH SarabunPSK" w:cs="TH SarabunPSK"/>
-          <w:sz w:val="28"/>
-        </w:rPr>
-        <w:t>…………………………..…………</w:t>
+      <w:r>
+        <w:rPr>
+          <w:rFonts w:ascii="TH SarabunPSK" w:hAnsi="TH SarabunPSK" w:cs="TH SarabunPSK"/>
+          <w:sz w:val="28"/>
+        </w:rPr>
+        <w:t>.........</w:t>
+      </w:r>
+      <w:r>
+        <w:rPr>
+          <w:rFonts w:ascii="TH SarabunPSK" w:hAnsi="TH SarabunPSK" w:cs="TH SarabunPSK"/>
+          <w:sz w:val="28"/>
+        </w:rPr>
+        <w:t>…………………………………………………………………………………………………………..…………</w:t>
       </w:r>
       <w:r>
         <w:rPr>
@@ -1570,91 +1575,7 @@
           <w:rFonts w:ascii="TH SarabunPSK" w:hAnsi="TH SarabunPSK" w:cs="TH SarabunPSK"/>
           <w:sz w:val="28"/>
         </w:rPr>
-        <w:t>………………………………………………………………………………………………………………………………………………..…………………</w:t>
-      </w:r>
-      <w:r>
-        <w:rPr>
-          <w:rFonts w:ascii="TH SarabunPSK" w:hAnsi="TH SarabunPSK" w:cs="TH SarabunPSK"/>
-          <w:sz w:val="28"/>
-        </w:rPr>
-        <w:t>.</w:t>
-      </w:r>
-      <w:r>
-        <w:rPr>
-          <w:rFonts w:ascii="TH SarabunPSK" w:hAnsi="TH SarabunPSK" w:cs="TH SarabunPSK"/>
-          <w:sz w:val="28"/>
-        </w:rPr>
-        <w:t>…</w:t>
-      </w:r>
-      <w:r>
-        <w:rPr>
-          <w:rFonts w:ascii="TH SarabunPSK" w:hAnsi="TH SarabunPSK" w:cs="TH SarabunPSK"/>
-          <w:sz w:val="28"/>
-        </w:rPr>
-        <w:t>...</w:t>
-      </w:r>
-      <w:r>
-        <w:rPr>
-          <w:rFonts w:ascii="TH SarabunPSK" w:hAnsi="TH SarabunPSK" w:cs="TH SarabunPSK"/>
-          <w:sz w:val="28"/>
-        </w:rPr>
-        <w:t>……………………………………………………………………………………………………………………………………...………………………………</w:t>
-      </w:r>
-      <w:r>
-        <w:rPr>
-          <w:rFonts w:ascii="TH SarabunPSK" w:hAnsi="TH SarabunPSK" w:cs="TH SarabunPSK"/>
-          <w:sz w:val="28"/>
-        </w:rPr>
-        <w:t>.</w:t>
-      </w:r>
-      <w:r>
-        <w:rPr>
-          <w:rFonts w:ascii="TH SarabunPSK" w:hAnsi="TH SarabunPSK" w:cs="TH SarabunPSK"/>
-          <w:sz w:val="28"/>
-        </w:rPr>
-        <w:t>………………………………………………………………………………………………………………………….……………………………………</w:t>
-      </w:r>
-      <w:r>
-        <w:rPr>
-          <w:rFonts w:ascii="TH SarabunPSK" w:hAnsi="TH SarabunPSK" w:cs="TH SarabunPSK"/>
-          <w:sz w:val="28"/>
-        </w:rPr>
-        <w:t>.</w:t>
-      </w:r>
-      <w:r>
-        <w:rPr>
-          <w:rFonts w:ascii="TH SarabunPSK" w:hAnsi="TH SarabunPSK" w:cs="TH SarabunPSK"/>
-          <w:sz w:val="28"/>
-        </w:rPr>
-        <w:t>………………………………………………………………………………………………</w:t>
-      </w:r>
-      <w:r>
-        <w:rPr>
-          <w:rFonts w:ascii="TH SarabunPSK" w:hAnsi="TH SarabunPSK" w:cs="TH SarabunPSK"/>
-          <w:sz w:val="28"/>
-        </w:rPr>
-        <w:t>.</w:t>
-      </w:r>
-      <w:r>
-        <w:rPr>
-          <w:rFonts w:ascii="TH SarabunPSK" w:hAnsi="TH SarabunPSK" w:cs="TH SarabunPSK"/>
-          <w:sz w:val="28"/>
-        </w:rPr>
-        <w:t>……………………</w:t>
-      </w:r>
-      <w:r>
-        <w:rPr>
-          <w:rFonts w:ascii="TH SarabunPSK" w:hAnsi="TH SarabunPSK" w:cs="TH SarabunPSK"/>
-          <w:sz w:val="28"/>
-        </w:rPr>
-        <w:t>…………………………………………………</w:t>
-      </w:r>
-      <w:r>
-        <w:rPr>
-          <w:rFonts w:ascii="TH SarabunPSK" w:hAnsi="TH SarabunPSK" w:cs="TH SarabunPSK"/>
-          <w:sz w:val="28"/>
-        </w:rPr>
-        <w:t>………………………………………………………………………………………………………………………</w:t>
+        <w:t>……………………………………………………………………………………………………………………………………</w:t>
       </w:r>
       <w:r>
         <w:rPr>

--- a/src/templates/input/บันทึกข้อความ.docx
+++ b/src/templates/input/บันทึกข้อความ.docx
@@ -21,7 +21,7 @@
           <w:szCs w:val="56"/>
         </w:rPr>
         <w:drawing>
-          <wp:anchor distT="0" distB="0" distL="114300" distR="114300" simplePos="0" relativeHeight="251673600" behindDoc="0" locked="0" layoutInCell="1" allowOverlap="1" wp14:anchorId="40077578" wp14:editId="09F9980A">
+          <wp:anchor distT="0" distB="0" distL="114300" distR="114300" simplePos="0" relativeHeight="251673600" behindDoc="0" locked="0" layoutInCell="1" allowOverlap="1" wp14:anchorId="40077578" wp14:editId="51F52500">
             <wp:simplePos x="0" y="0"/>
             <wp:positionH relativeFrom="margin">
               <wp:posOffset>381726</wp:posOffset>
@@ -679,14 +679,15 @@
           <w:lang w:val="af-ZA"/>
         </w:rPr>
       </w:pPr>
-      <w:r>
-        <w:rPr>
-          <w:rFonts w:ascii="TH SarabunPSK" w:hAnsi="TH SarabunPSK" w:cs="TH SarabunPSK"/>
-          <w:sz w:val="28"/>
-          <w:lang w:val="af-ZA"/>
-        </w:rPr>
-        <w:br/>
-      </w:r>
+    </w:p>
+    <w:p>
+      <w:pPr>
+        <w:ind w:left="1440"/>
+        <w:rPr>
+          <w:rFonts w:ascii="TH SarabunPSK" w:hAnsi="TH SarabunPSK" w:cs="TH SarabunPSK"/>
+          <w:sz w:val="28"/>
+        </w:rPr>
+      </w:pPr>
       <w:r>
         <w:rPr>
           <w:rFonts w:ascii="TH SarabunPSK" w:hAnsi="TH SarabunPSK" w:cs="TH SarabunPSK" w:hint="cs"/>
@@ -697,32 +698,19 @@
       </w:r>
       <w:r>
         <w:rPr>
-          <w:rFonts w:ascii="TH SarabunPSK" w:hAnsi="TH SarabunPSK" w:cs="TH SarabunPSK"/>
-          <w:sz w:val="28"/>
-          <w:lang w:val="af-ZA"/>
-        </w:rPr>
-        <w:t>.</w:t>
-      </w:r>
-      <w:r>
-        <w:rPr>
-          <w:rFonts w:ascii="TH SarabunPSK" w:hAnsi="TH SarabunPSK" w:cs="TH SarabunPSK"/>
-          <w:sz w:val="28"/>
-          <w:lang w:val="af-ZA"/>
-        </w:rPr>
-        <w:t>............</w:t>
-      </w:r>
-      <w:r>
-        <w:rPr>
-          <w:rFonts w:ascii="TH SarabunPSK" w:hAnsi="TH SarabunPSK" w:cs="TH SarabunPSK"/>
-          <w:sz w:val="28"/>
-          <w:lang w:val="af-ZA"/>
-        </w:rPr>
-        <w:t>............</w:t>
-      </w:r>
-      <w:r>
-        <w:rPr>
-          <w:rFonts w:ascii="TH SarabunPSK" w:hAnsi="TH SarabunPSK" w:cs="TH SarabunPSK"/>
-          <w:sz w:val="28"/>
+          <w:rFonts w:ascii="TH SarabunPSK" w:hAnsi="TH SarabunPSK" w:cs="TH SarabunPSK" w:hint="cs"/>
+          <w:sz w:val="28"/>
+          <w:u w:val="dotted"/>
+          <w:cs/>
+          <w:lang w:val="af-ZA"/>
+        </w:rPr>
+        <w:t xml:space="preserve">                  </w:t>
+      </w:r>
+      <w:r>
+        <w:rPr>
+          <w:rFonts w:ascii="TH SarabunPSK" w:hAnsi="TH SarabunPSK" w:cs="TH SarabunPSK"/>
+          <w:sz w:val="28"/>
+          <w:u w:val="dotted"/>
           <w:lang w:val="af-ZA"/>
         </w:rPr>
         <w:t>{f</w:t>
@@ -731,6 +719,7 @@
         <w:rPr>
           <w:rFonts w:ascii="TH SarabunPSK" w:hAnsi="TH SarabunPSK" w:cs="TH SarabunPSK"/>
           <w:sz w:val="28"/>
+          <w:u w:val="dotted"/>
           <w:lang w:val="af-ZA"/>
         </w:rPr>
         <w:t>irstname</w:t>
@@ -739,6 +728,7 @@
         <w:rPr>
           <w:rFonts w:ascii="TH SarabunPSK" w:hAnsi="TH SarabunPSK" w:cs="TH SarabunPSK"/>
           <w:sz w:val="28"/>
+          <w:u w:val="dotted"/>
           <w:lang w:val="af-ZA"/>
         </w:rPr>
         <w:t>}</w:t>
@@ -747,54 +737,25 @@
         <w:rPr>
           <w:rFonts w:ascii="TH SarabunPSK" w:hAnsi="TH SarabunPSK" w:cs="TH SarabunPSK"/>
           <w:sz w:val="28"/>
+          <w:u w:val="dotted"/>
           <w:lang w:val="af-ZA"/>
         </w:rPr>
         <w:t xml:space="preserve"> {lastname}</w:t>
       </w:r>
       <w:r>
         <w:rPr>
-          <w:rFonts w:ascii="TH SarabunPSK" w:hAnsi="TH SarabunPSK" w:cs="TH SarabunPSK"/>
-          <w:sz w:val="28"/>
-          <w:lang w:val="af-ZA"/>
-        </w:rPr>
-        <w:t>......</w:t>
-      </w:r>
-      <w:r>
-        <w:rPr>
-          <w:rFonts w:ascii="TH SarabunPSK" w:hAnsi="TH SarabunPSK" w:cs="TH SarabunPSK"/>
-          <w:sz w:val="28"/>
-          <w:lang w:val="af-ZA"/>
-        </w:rPr>
-        <w:t>.............</w:t>
-      </w:r>
-      <w:r>
-        <w:rPr>
-          <w:rFonts w:ascii="TH SarabunPSK" w:hAnsi="TH SarabunPSK" w:cs="TH SarabunPSK"/>
-          <w:sz w:val="28"/>
-          <w:lang w:val="af-ZA"/>
-        </w:rPr>
-        <w:t>.....</w:t>
-      </w:r>
-      <w:r>
-        <w:rPr>
-          <w:rFonts w:ascii="TH SarabunPSK" w:hAnsi="TH SarabunPSK" w:cs="TH SarabunPSK"/>
-          <w:sz w:val="28"/>
-          <w:lang w:val="af-ZA"/>
-        </w:rPr>
-        <w:t>..</w:t>
-      </w:r>
-      <w:r>
-        <w:rPr>
-          <w:rFonts w:ascii="TH SarabunPSK" w:hAnsi="TH SarabunPSK" w:cs="TH SarabunPSK"/>
-          <w:sz w:val="28"/>
-          <w:lang w:val="af-ZA"/>
-        </w:rPr>
-        <w:t>...</w:t>
-      </w:r>
-      <w:r>
-        <w:rPr>
           <w:rFonts w:ascii="TH SarabunPSK" w:hAnsi="TH SarabunPSK" w:cs="TH SarabunPSK" w:hint="cs"/>
           <w:sz w:val="28"/>
+          <w:u w:val="dotted"/>
+          <w:cs/>
+          <w:lang w:val="af-ZA"/>
+        </w:rPr>
+        <w:t xml:space="preserve">                </w:t>
+      </w:r>
+      <w:r>
+        <w:rPr>
+          <w:rFonts w:ascii="TH SarabunPSK" w:hAnsi="TH SarabunPSK" w:cs="TH SarabunPSK" w:hint="cs"/>
+          <w:sz w:val="28"/>
           <w:cs/>
         </w:rPr>
         <w:t>ตำแหน่ง</w:t>
@@ -803,63 +764,44 @@
         <w:rPr>
           <w:rFonts w:ascii="TH SarabunPSK" w:hAnsi="TH SarabunPSK" w:cs="TH SarabunPSK"/>
           <w:sz w:val="28"/>
-          <w:lang w:val="af-ZA"/>
-        </w:rPr>
-        <w:t>........</w:t>
-      </w:r>
-      <w:r>
-        <w:rPr>
-          <w:rFonts w:ascii="TH SarabunPSK" w:hAnsi="TH SarabunPSK" w:cs="TH SarabunPSK"/>
-          <w:sz w:val="28"/>
-          <w:lang w:val="af-ZA"/>
-        </w:rPr>
-        <w:t>.</w:t>
-      </w:r>
-      <w:r>
-        <w:rPr>
-          <w:rFonts w:ascii="TH SarabunPSK" w:hAnsi="TH SarabunPSK" w:cs="TH SarabunPSK"/>
-          <w:sz w:val="28"/>
-          <w:lang w:val="af-ZA"/>
-        </w:rPr>
-        <w:t>...</w:t>
-      </w:r>
-      <w:r>
-        <w:rPr>
-          <w:rFonts w:ascii="TH SarabunPSK" w:hAnsi="TH SarabunPSK" w:cs="TH SarabunPSK"/>
-          <w:sz w:val="28"/>
-          <w:lang w:val="af-ZA"/>
-        </w:rPr>
-        <w:t>.......{position}</w:t>
-      </w:r>
-      <w:r>
-        <w:rPr>
-          <w:rFonts w:ascii="TH SarabunPSK" w:hAnsi="TH SarabunPSK" w:cs="TH SarabunPSK"/>
-          <w:sz w:val="28"/>
-          <w:lang w:val="af-ZA"/>
-        </w:rPr>
-        <w:t>...............</w:t>
-      </w:r>
-      <w:r>
-        <w:rPr>
-          <w:rFonts w:ascii="TH SarabunPSK" w:hAnsi="TH SarabunPSK" w:cs="TH SarabunPSK"/>
-          <w:sz w:val="28"/>
-          <w:lang w:val="af-ZA"/>
-        </w:rPr>
-        <w:t>.</w:t>
-      </w:r>
-      <w:r>
-        <w:rPr>
-          <w:rFonts w:ascii="TH SarabunPSK" w:hAnsi="TH SarabunPSK" w:cs="TH SarabunPSK"/>
-          <w:sz w:val="28"/>
-          <w:lang w:val="af-ZA"/>
-        </w:rPr>
-        <w:t>....</w:t>
-      </w:r>
-      <w:r>
-        <w:rPr>
-          <w:rFonts w:ascii="TH SarabunPSK" w:hAnsi="TH SarabunPSK" w:cs="TH SarabunPSK"/>
-          <w:sz w:val="28"/>
-          <w:lang w:val="af-ZA"/>
+          <w:u w:val="dotted"/>
+          <w:lang w:val="af-ZA"/>
+        </w:rPr>
+        <w:t xml:space="preserve">               </w:t>
+      </w:r>
+      <w:r>
+        <w:rPr>
+          <w:rFonts w:ascii="TH SarabunPSK" w:hAnsi="TH SarabunPSK" w:cs="TH SarabunPSK"/>
+          <w:sz w:val="28"/>
+          <w:u w:val="dotted"/>
+          <w:lang w:val="af-ZA"/>
+        </w:rPr>
+        <w:t>{position}</w:t>
+      </w:r>
+      <w:r>
+        <w:rPr>
+          <w:rFonts w:ascii="TH SarabunPSK" w:hAnsi="TH SarabunPSK" w:cs="TH SarabunPSK" w:hint="cs"/>
+          <w:sz w:val="28"/>
+          <w:u w:val="dotted"/>
+          <w:cs/>
+          <w:lang w:val="af-ZA"/>
+        </w:rPr>
+        <w:t xml:space="preserve">         </w:t>
+      </w:r>
+      <w:r>
+        <w:rPr>
+          <w:rFonts w:ascii="TH SarabunPSK" w:hAnsi="TH SarabunPSK" w:cs="TH SarabunPSK"/>
+          <w:sz w:val="28"/>
+          <w:u w:val="dotted"/>
+          <w:lang w:val="af-ZA"/>
+        </w:rPr>
+        <w:t xml:space="preserve">  </w:t>
+      </w:r>
+      <w:r>
+        <w:rPr>
+          <w:rFonts w:ascii="TH SarabunPSK" w:hAnsi="TH SarabunPSK" w:cs="TH SarabunPSK"/>
+          <w:sz w:val="28"/>
+          <w:u w:val="dotted"/>
         </w:rPr>
         <w:t>.</w:t>
       </w:r>
@@ -884,22 +826,16 @@
         <w:rPr>
           <w:rFonts w:ascii="TH SarabunPSK" w:hAnsi="TH SarabunPSK" w:cs="TH SarabunPSK"/>
           <w:sz w:val="28"/>
-          <w:lang w:val="af-ZA"/>
-        </w:rPr>
-        <w:t>......</w:t>
-      </w:r>
-      <w:r>
-        <w:rPr>
-          <w:rFonts w:ascii="TH SarabunPSK" w:hAnsi="TH SarabunPSK" w:cs="TH SarabunPSK"/>
-          <w:sz w:val="28"/>
-          <w:lang w:val="af-ZA"/>
-        </w:rPr>
-        <w:t>.....</w:t>
-      </w:r>
-      <w:r>
-        <w:rPr>
-          <w:rFonts w:ascii="TH SarabunPSK" w:hAnsi="TH SarabunPSK" w:cs="TH SarabunPSK"/>
-          <w:sz w:val="28"/>
+          <w:u w:val="dotted"/>
+          <w:lang w:val="af-ZA"/>
+        </w:rPr>
+        <w:t xml:space="preserve">           </w:t>
+      </w:r>
+      <w:r>
+        <w:rPr>
+          <w:rFonts w:ascii="TH SarabunPSK" w:hAnsi="TH SarabunPSK" w:cs="TH SarabunPSK"/>
+          <w:sz w:val="28"/>
+          <w:u w:val="dotted"/>
           <w:lang w:val="af-ZA"/>
         </w:rPr>
         <w:t>{department}</w:t>
@@ -908,17 +844,10 @@
         <w:rPr>
           <w:rFonts w:ascii="TH SarabunPSK" w:hAnsi="TH SarabunPSK" w:cs="TH SarabunPSK"/>
           <w:sz w:val="28"/>
-          <w:lang w:val="af-ZA"/>
-        </w:rPr>
-        <w:t>..........</w:t>
-      </w:r>
-      <w:r>
-        <w:rPr>
-          <w:rFonts w:ascii="TH SarabunPSK" w:hAnsi="TH SarabunPSK" w:cs="TH SarabunPSK"/>
-          <w:sz w:val="28"/>
-          <w:lang w:val="af-ZA"/>
-        </w:rPr>
-        <w:t>..</w:t>
+          <w:u w:val="dotted"/>
+          <w:lang w:val="af-ZA"/>
+        </w:rPr>
+        <w:t xml:space="preserve">          </w:t>
       </w:r>
       <w:r>
         <w:rPr>
@@ -932,14 +861,16 @@
         <w:rPr>
           <w:rFonts w:ascii="TH SarabunPSK" w:hAnsi="TH SarabunPSK" w:cs="TH SarabunPSK"/>
           <w:sz w:val="28"/>
-          <w:lang w:val="af-ZA"/>
-        </w:rPr>
-        <w:t>...........</w:t>
-      </w:r>
-      <w:r>
-        <w:rPr>
-          <w:rFonts w:ascii="TH SarabunPSK" w:hAnsi="TH SarabunPSK" w:cs="TH SarabunPSK"/>
-          <w:sz w:val="28"/>
+          <w:u w:val="dotted"/>
+          <w:lang w:val="af-ZA"/>
+        </w:rPr>
+        <w:t xml:space="preserve">         </w:t>
+      </w:r>
+      <w:r>
+        <w:rPr>
+          <w:rFonts w:ascii="TH SarabunPSK" w:hAnsi="TH SarabunPSK" w:cs="TH SarabunPSK"/>
+          <w:sz w:val="28"/>
+          <w:u w:val="dotted"/>
           <w:lang w:val="af-ZA"/>
         </w:rPr>
         <w:t>{subjectName}</w:t>
@@ -948,9 +879,28 @@
         <w:rPr>
           <w:rFonts w:ascii="TH SarabunPSK" w:hAnsi="TH SarabunPSK" w:cs="TH SarabunPSK"/>
           <w:sz w:val="28"/>
-          <w:lang w:val="af-ZA"/>
-        </w:rPr>
-        <w:t>.............</w:t>
+          <w:u w:val="dotted"/>
+          <w:lang w:val="af-ZA"/>
+        </w:rPr>
+        <w:t xml:space="preserve">         </w:t>
+      </w:r>
+      <w:r>
+        <w:rPr>
+          <w:rFonts w:ascii="TH SarabunPSK" w:hAnsi="TH SarabunPSK" w:cs="TH SarabunPSK" w:hint="cs"/>
+          <w:sz w:val="28"/>
+          <w:u w:val="dotted"/>
+          <w:cs/>
+          <w:lang w:val="af-ZA"/>
+        </w:rPr>
+        <w:t xml:space="preserve"> </w:t>
+      </w:r>
+      <w:r>
+        <w:rPr>
+          <w:rFonts w:ascii="TH SarabunPSK" w:hAnsi="TH SarabunPSK" w:cs="TH SarabunPSK"/>
+          <w:sz w:val="28"/>
+          <w:u w:val="dotted"/>
+        </w:rPr>
+        <w:t>.</w:t>
       </w:r>
       <w:r>
         <w:rPr>
@@ -966,37 +916,30 @@
           <w:sz w:val="28"/>
           <w:cs/>
         </w:rPr>
-        <w:t>หมู่บรรยาย</w:t>
-      </w:r>
-      <w:r>
-        <w:rPr>
-          <w:rFonts w:ascii="TH SarabunPSK" w:hAnsi="TH SarabunPSK" w:cs="TH SarabunPSK"/>
-          <w:sz w:val="28"/>
-          <w:lang w:val="af-ZA"/>
-        </w:rPr>
-        <w:t>…</w:t>
-      </w:r>
-      <w:r>
-        <w:rPr>
-          <w:rFonts w:ascii="TH SarabunPSK" w:hAnsi="TH SarabunPSK" w:cs="TH SarabunPSK"/>
-          <w:sz w:val="28"/>
-          <w:lang w:val="af-ZA"/>
-        </w:rPr>
-        <w:t>..</w:t>
+        <w:t>หมู่บรรยา</w:t>
       </w:r>
       <w:r>
         <w:rPr>
           <w:rFonts w:ascii="TH SarabunPSK" w:hAnsi="TH SarabunPSK" w:cs="TH SarabunPSK" w:hint="cs"/>
           <w:sz w:val="28"/>
           <w:cs/>
-          <w:lang w:val="af-ZA"/>
-        </w:rPr>
-        <w:t xml:space="preserve"> </w:t>
-      </w:r>
-      <w:r>
-        <w:rPr>
-          <w:rFonts w:ascii="TH SarabunPSK" w:hAnsi="TH SarabunPSK" w:cs="TH SarabunPSK"/>
-          <w:sz w:val="28"/>
+        </w:rPr>
+        <w:t xml:space="preserve">ย </w:t>
+      </w:r>
+      <w:r>
+        <w:rPr>
+          <w:rFonts w:ascii="TH SarabunPSK" w:hAnsi="TH SarabunPSK" w:cs="TH SarabunPSK" w:hint="cs"/>
+          <w:sz w:val="28"/>
+          <w:u w:val="dotted"/>
+          <w:cs/>
+        </w:rPr>
+        <w:t xml:space="preserve">        </w:t>
+      </w:r>
+      <w:r>
+        <w:rPr>
+          <w:rFonts w:ascii="TH SarabunPSK" w:hAnsi="TH SarabunPSK" w:cs="TH SarabunPSK"/>
+          <w:sz w:val="28"/>
+          <w:u w:val="dotted"/>
           <w:lang w:val="af-ZA"/>
         </w:rPr>
         <w:t>{lectureId}</w:t>
@@ -1005,42 +948,11 @@
         <w:rPr>
           <w:rFonts w:ascii="TH SarabunPSK" w:hAnsi="TH SarabunPSK" w:cs="TH SarabunPSK" w:hint="cs"/>
           <w:sz w:val="28"/>
-          <w:cs/>
-          <w:lang w:val="af-ZA"/>
-        </w:rPr>
-        <w:t xml:space="preserve"> </w:t>
-      </w:r>
-      <w:r>
-        <w:rPr>
-          <w:rFonts w:ascii="TH SarabunPSK" w:hAnsi="TH SarabunPSK" w:cs="TH SarabunPSK"/>
-          <w:sz w:val="28"/>
-          <w:lang w:val="af-ZA"/>
-        </w:rPr>
-        <w:t>.</w:t>
-      </w:r>
-      <w:r>
-        <w:rPr>
-          <w:rFonts w:ascii="TH SarabunPSK" w:hAnsi="TH SarabunPSK" w:cs="TH SarabunPSK"/>
-          <w:sz w:val="28"/>
-          <w:lang w:val="af-ZA"/>
-        </w:rPr>
-        <w:t>.</w:t>
-      </w:r>
-      <w:r>
-        <w:rPr>
-          <w:rFonts w:ascii="TH SarabunPSK" w:hAnsi="TH SarabunPSK" w:cs="TH SarabunPSK"/>
-          <w:sz w:val="28"/>
-          <w:lang w:val="af-ZA"/>
-        </w:rPr>
-        <w:t>..</w:t>
-      </w:r>
-      <w:r>
-        <w:rPr>
-          <w:rFonts w:ascii="TH SarabunPSK" w:hAnsi="TH SarabunPSK" w:cs="TH SarabunPSK"/>
-          <w:sz w:val="28"/>
-          <w:lang w:val="af-ZA"/>
-        </w:rPr>
-        <w:t>.</w:t>
+          <w:u w:val="dotted"/>
+          <w:cs/>
+          <w:lang w:val="af-ZA"/>
+        </w:rPr>
+        <w:t xml:space="preserve">       </w:t>
       </w:r>
       <w:r>
         <w:rPr>
@@ -1054,30 +966,16 @@
         <w:rPr>
           <w:rFonts w:ascii="TH SarabunPSK" w:hAnsi="TH SarabunPSK" w:cs="TH SarabunPSK"/>
           <w:sz w:val="28"/>
-          <w:lang w:val="af-ZA"/>
-        </w:rPr>
-        <w:t>..</w:t>
-      </w:r>
-      <w:r>
-        <w:rPr>
-          <w:rFonts w:ascii="TH SarabunPSK" w:hAnsi="TH SarabunPSK" w:cs="TH SarabunPSK"/>
-          <w:sz w:val="28"/>
-          <w:lang w:val="af-ZA"/>
-        </w:rPr>
-        <w:t>..</w:t>
-      </w:r>
-      <w:r>
-        <w:rPr>
-          <w:rFonts w:ascii="TH SarabunPSK" w:hAnsi="TH SarabunPSK" w:cs="TH SarabunPSK"/>
-          <w:sz w:val="28"/>
-          <w:lang w:val="af-ZA"/>
-        </w:rPr>
-        <w:t>..</w:t>
-      </w:r>
-      <w:r>
-        <w:rPr>
-          <w:rFonts w:ascii="TH SarabunPSK" w:hAnsi="TH SarabunPSK" w:cs="TH SarabunPSK"/>
-          <w:sz w:val="28"/>
+          <w:u w:val="dotted"/>
+          <w:lang w:val="af-ZA"/>
+        </w:rPr>
+        <w:t xml:space="preserve">      </w:t>
+      </w:r>
+      <w:r>
+        <w:rPr>
+          <w:rFonts w:ascii="TH SarabunPSK" w:hAnsi="TH SarabunPSK" w:cs="TH SarabunPSK"/>
+          <w:sz w:val="28"/>
+          <w:u w:val="dotted"/>
           <w:lang w:val="af-ZA"/>
         </w:rPr>
         <w:t>{labId}</w:t>
@@ -1086,40 +984,10 @@
         <w:rPr>
           <w:rFonts w:ascii="TH SarabunPSK" w:hAnsi="TH SarabunPSK" w:cs="TH SarabunPSK"/>
           <w:sz w:val="28"/>
-          <w:lang w:val="af-ZA"/>
-        </w:rPr>
-        <w:t>.</w:t>
-      </w:r>
-      <w:r>
-        <w:rPr>
-          <w:rFonts w:ascii="TH SarabunPSK" w:hAnsi="TH SarabunPSK" w:cs="TH SarabunPSK"/>
-          <w:sz w:val="28"/>
-          <w:lang w:val="af-ZA"/>
-        </w:rPr>
-        <w:t>.</w:t>
-      </w:r>
-      <w:r>
-        <w:rPr>
-          <w:rFonts w:ascii="TH SarabunPSK" w:hAnsi="TH SarabunPSK" w:cs="TH SarabunPSK"/>
-          <w:sz w:val="28"/>
-          <w:lang w:val="af-ZA"/>
-        </w:rPr>
-        <w:t>..</w:t>
-      </w:r>
-      <w:r>
-        <w:rPr>
-          <w:rFonts w:ascii="TH SarabunPSK" w:hAnsi="TH SarabunPSK" w:cs="TH SarabunPSK"/>
-          <w:sz w:val="28"/>
-          <w:lang w:val="af-ZA"/>
-        </w:rPr>
-        <w:t>.</w:t>
-      </w:r>
-      <w:r>
-        <w:rPr>
-          <w:rFonts w:ascii="TH SarabunPSK" w:hAnsi="TH SarabunPSK" w:cs="TH SarabunPSK"/>
-          <w:sz w:val="28"/>
-        </w:rPr>
-        <w:t>.</w:t>
+          <w:u w:val="dotted"/>
+          <w:lang w:val="af-ZA"/>
+        </w:rPr>
+        <w:t xml:space="preserve">      </w:t>
       </w:r>
       <w:r>
         <w:rPr>
@@ -1180,24 +1048,26 @@
         <w:rPr>
           <w:rFonts w:ascii="TH SarabunPSK" w:hAnsi="TH SarabunPSK" w:cs="TH SarabunPSK"/>
           <w:sz w:val="28"/>
-          <w:lang w:val="af-ZA"/>
-        </w:rPr>
-        <w:t>.......</w:t>
-      </w:r>
-      <w:r>
-        <w:rPr>
-          <w:rFonts w:ascii="TH SarabunPSK" w:hAnsi="TH SarabunPSK" w:cs="TH SarabunPSK"/>
-          <w:sz w:val="28"/>
+          <w:u w:val="dotted"/>
+          <w:lang w:val="af-ZA"/>
+        </w:rPr>
+        <w:t xml:space="preserve">     </w:t>
+      </w:r>
+      <w:r>
+        <w:rPr>
+          <w:rFonts w:ascii="TH SarabunPSK" w:hAnsi="TH SarabunPSK" w:cs="TH SarabunPSK"/>
+          <w:sz w:val="28"/>
+          <w:u w:val="dotted"/>
           <w:lang w:val="af-ZA"/>
         </w:rPr>
         <w:t>{</w:t>
       </w:r>
       <w:proofErr w:type="spellStart"/>
-      <w:proofErr w:type="gramStart"/>
-      <w:r>
-        <w:rPr>
-          <w:rFonts w:ascii="TH SarabunPSK" w:hAnsi="TH SarabunPSK" w:cs="TH SarabunPSK"/>
-          <w:sz w:val="28"/>
+      <w:r>
+        <w:rPr>
+          <w:rFonts w:ascii="TH SarabunPSK" w:hAnsi="TH SarabunPSK" w:cs="TH SarabunPSK"/>
+          <w:sz w:val="28"/>
+          <w:u w:val="dotted"/>
         </w:rPr>
         <w:t>previousDate</w:t>
       </w:r>
@@ -1206,6 +1076,7 @@
         <w:rPr>
           <w:rFonts w:ascii="TH SarabunPSK" w:hAnsi="TH SarabunPSK" w:cs="TH SarabunPSK"/>
           <w:sz w:val="28"/>
+          <w:u w:val="dotted"/>
         </w:rPr>
         <w:t>}</w:t>
       </w:r>
@@ -1213,27 +1084,11 @@
         <w:rPr>
           <w:rFonts w:ascii="TH SarabunPSK" w:hAnsi="TH SarabunPSK" w:cs="TH SarabunPSK"/>
           <w:sz w:val="28"/>
-          <w:lang w:val="af-ZA"/>
-        </w:rPr>
-        <w:t>...</w:t>
-      </w:r>
-      <w:r>
-        <w:rPr>
-          <w:rFonts w:ascii="TH SarabunPSK" w:hAnsi="TH SarabunPSK" w:cs="TH SarabunPSK"/>
-          <w:sz w:val="28"/>
-          <w:lang w:val="af-ZA"/>
-        </w:rPr>
-        <w:t>...</w:t>
-      </w:r>
-      <w:r>
-        <w:rPr>
-          <w:rFonts w:ascii="TH SarabunPSK" w:hAnsi="TH SarabunPSK" w:cs="TH SarabunPSK"/>
-          <w:sz w:val="28"/>
-          <w:lang w:val="af-ZA"/>
-        </w:rPr>
-        <w:t>..</w:t>
-      </w:r>
-      <w:proofErr w:type="gramEnd"/>
+          <w:u w:val="dotted"/>
+          <w:lang w:val="af-ZA"/>
+        </w:rPr>
+        <w:t xml:space="preserve">    </w:t>
+      </w:r>
       <w:r>
         <w:rPr>
           <w:rFonts w:ascii="TH SarabunPSK" w:hAnsi="TH SarabunPSK" w:cs="TH SarabunPSK"/>
@@ -1254,22 +1109,16 @@
         <w:rPr>
           <w:rFonts w:ascii="TH SarabunPSK" w:hAnsi="TH SarabunPSK" w:cs="TH SarabunPSK"/>
           <w:sz w:val="28"/>
-          <w:lang w:val="af-ZA"/>
-        </w:rPr>
-        <w:t>.........</w:t>
-      </w:r>
-      <w:r>
-        <w:rPr>
-          <w:rFonts w:ascii="TH SarabunPSK" w:hAnsi="TH SarabunPSK" w:cs="TH SarabunPSK"/>
-          <w:sz w:val="28"/>
-          <w:lang w:val="af-ZA"/>
-        </w:rPr>
-        <w:t>.</w:t>
-      </w:r>
-      <w:r>
-        <w:rPr>
-          <w:rFonts w:ascii="TH SarabunPSK" w:hAnsi="TH SarabunPSK" w:cs="TH SarabunPSK"/>
-          <w:sz w:val="28"/>
+          <w:u w:val="dotted"/>
+          <w:lang w:val="af-ZA"/>
+        </w:rPr>
+        <w:t xml:space="preserve">       </w:t>
+      </w:r>
+      <w:r>
+        <w:rPr>
+          <w:rFonts w:ascii="TH SarabunPSK" w:hAnsi="TH SarabunPSK" w:cs="TH SarabunPSK"/>
+          <w:sz w:val="28"/>
+          <w:u w:val="dotted"/>
           <w:lang w:val="af-ZA"/>
         </w:rPr>
         <w:t>{previousTime}</w:t>
@@ -1278,25 +1127,10 @@
         <w:rPr>
           <w:rFonts w:ascii="TH SarabunPSK" w:hAnsi="TH SarabunPSK" w:cs="TH SarabunPSK"/>
           <w:sz w:val="28"/>
-          <w:lang w:val="af-ZA"/>
-        </w:rPr>
-        <w:t>.</w:t>
-      </w:r>
-      <w:r>
-        <w:rPr>
-          <w:rFonts w:ascii="TH SarabunPSK" w:hAnsi="TH SarabunPSK" w:cs="TH SarabunPSK"/>
-          <w:sz w:val="28"/>
-          <w:lang w:val="af-ZA"/>
-        </w:rPr>
-        <w:t>....</w:t>
-      </w:r>
-      <w:r>
-        <w:rPr>
-          <w:rFonts w:ascii="TH SarabunPSK" w:hAnsi="TH SarabunPSK" w:cs="TH SarabunPSK"/>
-          <w:sz w:val="28"/>
-          <w:lang w:val="af-ZA"/>
-        </w:rPr>
-        <w:t>...</w:t>
+          <w:u w:val="dotted"/>
+          <w:lang w:val="af-ZA"/>
+        </w:rPr>
+        <w:t xml:space="preserve">      </w:t>
       </w:r>
       <w:r>
         <w:rPr>
@@ -1310,30 +1144,16 @@
         <w:rPr>
           <w:rFonts w:ascii="TH SarabunPSK" w:hAnsi="TH SarabunPSK" w:cs="TH SarabunPSK"/>
           <w:sz w:val="28"/>
-          <w:lang w:val="af-ZA"/>
-        </w:rPr>
-        <w:t>.</w:t>
-      </w:r>
-      <w:r>
-        <w:rPr>
-          <w:rFonts w:ascii="TH SarabunPSK" w:hAnsi="TH SarabunPSK" w:cs="TH SarabunPSK"/>
-          <w:sz w:val="28"/>
-          <w:lang w:val="af-ZA"/>
-        </w:rPr>
-        <w:t>..</w:t>
-      </w:r>
-      <w:r>
-        <w:rPr>
-          <w:rFonts w:ascii="TH SarabunPSK" w:hAnsi="TH SarabunPSK" w:cs="TH SarabunPSK"/>
-          <w:sz w:val="28"/>
-          <w:lang w:val="af-ZA"/>
-        </w:rPr>
-        <w:t>....</w:t>
-      </w:r>
-      <w:r>
-        <w:rPr>
-          <w:rFonts w:ascii="TH SarabunPSK" w:hAnsi="TH SarabunPSK" w:cs="TH SarabunPSK"/>
-          <w:sz w:val="28"/>
+          <w:u w:val="dotted"/>
+          <w:lang w:val="af-ZA"/>
+        </w:rPr>
+        <w:t xml:space="preserve">      </w:t>
+      </w:r>
+      <w:r>
+        <w:rPr>
+          <w:rFonts w:ascii="TH SarabunPSK" w:hAnsi="TH SarabunPSK" w:cs="TH SarabunPSK"/>
+          <w:sz w:val="28"/>
+          <w:u w:val="dotted"/>
           <w:lang w:val="af-ZA"/>
         </w:rPr>
         <w:t>{newDate}</w:t>
@@ -1342,41 +1162,10 @@
         <w:rPr>
           <w:rFonts w:ascii="TH SarabunPSK" w:hAnsi="TH SarabunPSK" w:cs="TH SarabunPSK"/>
           <w:sz w:val="28"/>
-          <w:lang w:val="af-ZA"/>
-        </w:rPr>
-        <w:t>...</w:t>
-      </w:r>
-      <w:r>
-        <w:rPr>
-          <w:rFonts w:ascii="TH SarabunPSK" w:hAnsi="TH SarabunPSK" w:cs="TH SarabunPSK"/>
-          <w:sz w:val="28"/>
-          <w:lang w:val="af-ZA"/>
-        </w:rPr>
-        <w:t>.</w:t>
-      </w:r>
-      <w:r>
-        <w:rPr>
-          <w:rFonts w:ascii="TH SarabunPSK" w:hAnsi="TH SarabunPSK" w:cs="TH SarabunPSK"/>
-          <w:sz w:val="28"/>
-          <w:lang w:val="af-ZA"/>
-        </w:rPr>
-        <w:t>..</w:t>
-      </w:r>
-      <w:r>
-        <w:rPr>
-          <w:rFonts w:ascii="TH SarabunPSK" w:hAnsi="TH SarabunPSK" w:cs="TH SarabunPSK"/>
-          <w:sz w:val="28"/>
-          <w:lang w:val="af-ZA"/>
-        </w:rPr>
-        <w:t>..</w:t>
-      </w:r>
-      <w:r>
-        <w:rPr>
-          <w:rFonts w:ascii="TH SarabunPSK" w:hAnsi="TH SarabunPSK" w:cs="TH SarabunPSK"/>
-          <w:sz w:val="28"/>
-          <w:lang w:val="af-ZA"/>
-        </w:rPr>
-        <w:t>..</w:t>
+          <w:u w:val="dotted"/>
+          <w:lang w:val="af-ZA"/>
+        </w:rPr>
+        <w:t xml:space="preserve">     </w:t>
       </w:r>
       <w:r>
         <w:rPr>
@@ -1398,21 +1187,16 @@
         <w:rPr>
           <w:rFonts w:ascii="TH SarabunPSK" w:hAnsi="TH SarabunPSK" w:cs="TH SarabunPSK"/>
           <w:sz w:val="28"/>
-          <w:lang w:val="af-ZA"/>
-        </w:rPr>
-        <w:t>...</w:t>
-      </w:r>
-      <w:r>
-        <w:rPr>
-          <w:rFonts w:ascii="TH SarabunPSK" w:hAnsi="TH SarabunPSK" w:cs="TH SarabunPSK"/>
-          <w:sz w:val="28"/>
-        </w:rPr>
-        <w:t>.</w:t>
-      </w:r>
-      <w:r>
-        <w:rPr>
-          <w:rFonts w:ascii="TH SarabunPSK" w:hAnsi="TH SarabunPSK" w:cs="TH SarabunPSK"/>
-          <w:sz w:val="28"/>
+          <w:u w:val="dotted"/>
+          <w:lang w:val="af-ZA"/>
+        </w:rPr>
+        <w:t xml:space="preserve">    </w:t>
+      </w:r>
+      <w:r>
+        <w:rPr>
+          <w:rFonts w:ascii="TH SarabunPSK" w:hAnsi="TH SarabunPSK" w:cs="TH SarabunPSK"/>
+          <w:sz w:val="28"/>
+          <w:u w:val="dotted"/>
           <w:lang w:val="af-ZA"/>
         </w:rPr>
         <w:t>{newTime}</w:t>
@@ -1421,33 +1205,18 @@
         <w:rPr>
           <w:rFonts w:ascii="TH SarabunPSK" w:hAnsi="TH SarabunPSK" w:cs="TH SarabunPSK"/>
           <w:sz w:val="28"/>
-          <w:lang w:val="af-ZA"/>
-        </w:rPr>
-        <w:t>.</w:t>
-      </w:r>
-      <w:r>
-        <w:rPr>
-          <w:rFonts w:ascii="TH SarabunPSK" w:hAnsi="TH SarabunPSK" w:cs="TH SarabunPSK"/>
-          <w:sz w:val="28"/>
-          <w:lang w:val="af-ZA"/>
-        </w:rPr>
-        <w:t>.</w:t>
-      </w:r>
-      <w:r>
-        <w:rPr>
-          <w:rFonts w:ascii="TH SarabunPSK" w:hAnsi="TH SarabunPSK" w:cs="TH SarabunPSK"/>
-          <w:sz w:val="28"/>
-          <w:lang w:val="af-ZA"/>
-        </w:rPr>
-        <w:t>...</w:t>
-      </w:r>
-      <w:r>
-        <w:rPr>
-          <w:rFonts w:ascii="TH SarabunPSK" w:hAnsi="TH SarabunPSK" w:cs="TH SarabunPSK"/>
-          <w:sz w:val="28"/>
-          <w:lang w:val="af-ZA"/>
-        </w:rPr>
-        <w:t xml:space="preserve"> {/compensation}</w:t>
+          <w:u w:val="dotted"/>
+          <w:lang w:val="af-ZA"/>
+        </w:rPr>
+        <w:t xml:space="preserve">     . </w:t>
+      </w:r>
+      <w:r>
+        <w:rPr>
+          <w:rFonts w:ascii="TH SarabunPSK" w:hAnsi="TH SarabunPSK" w:cs="TH SarabunPSK"/>
+          <w:sz w:val="28"/>
+          <w:lang w:val="af-ZA"/>
+        </w:rPr>
+        <w:t>{/compensation}</w:t>
       </w:r>
     </w:p>
     <w:p>
@@ -1511,72 +1280,99 @@
         <w:rPr>
           <w:rFonts w:ascii="TH SarabunPSK" w:hAnsi="TH SarabunPSK" w:cs="TH SarabunPSK"/>
           <w:sz w:val="28"/>
-        </w:rPr>
-        <w:t>……………</w:t>
-      </w:r>
-      <w:r>
-        <w:rPr>
-          <w:rFonts w:ascii="TH SarabunPSK" w:hAnsi="TH SarabunPSK" w:cs="TH SarabunPSK"/>
-          <w:sz w:val="28"/>
-        </w:rPr>
-        <w:t>{reason}</w:t>
-      </w:r>
-      <w:r>
-        <w:rPr>
-          <w:rFonts w:ascii="TH SarabunPSK" w:hAnsi="TH SarabunPSK" w:cs="TH SarabunPSK"/>
-          <w:sz w:val="28"/>
-        </w:rPr>
-        <w:t>………………….</w:t>
-      </w:r>
-      <w:r>
-        <w:rPr>
-          <w:rFonts w:ascii="TH SarabunPSK" w:hAnsi="TH SarabunPSK" w:cs="TH SarabunPSK"/>
-          <w:sz w:val="28"/>
-        </w:rPr>
-        <w:t>……….....</w:t>
-      </w:r>
-      <w:r>
-        <w:rPr>
-          <w:rFonts w:ascii="TH SarabunPSK" w:hAnsi="TH SarabunPSK" w:cs="TH SarabunPSK"/>
-          <w:sz w:val="28"/>
-        </w:rPr>
-        <w:t>......................</w:t>
-      </w:r>
-      <w:r>
-        <w:rPr>
-          <w:rFonts w:ascii="TH SarabunPSK" w:hAnsi="TH SarabunPSK" w:cs="TH SarabunPSK"/>
-          <w:sz w:val="28"/>
+          <w:u w:val="dotted"/>
+          <w:lang w:val="af-ZA"/>
+        </w:rPr>
+        <w:t xml:space="preserve">                                                                                    </w:t>
+      </w:r>
+      <w:r>
+        <w:rPr>
+          <w:rFonts w:ascii="TH SarabunPSK" w:hAnsi="TH SarabunPSK" w:cs="TH SarabunPSK"/>
+          <w:sz w:val="28"/>
+          <w:lang w:val="af-ZA"/>
         </w:rPr>
         <w:t>.</w:t>
       </w:r>
-      <w:r>
-        <w:rPr>
-          <w:rFonts w:ascii="TH SarabunPSK" w:hAnsi="TH SarabunPSK" w:cs="TH SarabunPSK"/>
-          <w:sz w:val="28"/>
-        </w:rPr>
-        <w:t>.........</w:t>
-      </w:r>
-      <w:r>
-        <w:rPr>
-          <w:rFonts w:ascii="TH SarabunPSK" w:hAnsi="TH SarabunPSK" w:cs="TH SarabunPSK"/>
-          <w:sz w:val="28"/>
-        </w:rPr>
-        <w:t>…………………………………………………………………………………………………………..…………</w:t>
-      </w:r>
-      <w:r>
-        <w:rPr>
-          <w:rFonts w:ascii="TH SarabunPSK" w:hAnsi="TH SarabunPSK" w:cs="TH SarabunPSK"/>
-          <w:sz w:val="28"/>
-        </w:rPr>
-        <w:t>.…</w:t>
-      </w:r>
-      <w:r>
-        <w:rPr>
-          <w:rFonts w:ascii="TH SarabunPSK" w:hAnsi="TH SarabunPSK" w:cs="TH SarabunPSK"/>
-          <w:sz w:val="28"/>
-        </w:rPr>
-        <w:t>……………………………………………………………………………………………………………………………………</w:t>
-      </w:r>
+    </w:p>
+    <w:p>
+      <w:pPr>
+        <w:ind w:left="720"/>
+        <w:rPr>
+          <w:rFonts w:ascii="TH SarabunPSK" w:hAnsi="TH SarabunPSK" w:cs="TH SarabunPSK"/>
+          <w:sz w:val="28"/>
+          <w:u w:val="dotted"/>
+        </w:rPr>
+      </w:pPr>
+      <w:r>
+        <w:rPr>
+          <w:rFonts w:ascii="TH SarabunPSK" w:hAnsi="TH SarabunPSK" w:cs="TH SarabunPSK"/>
+          <w:sz w:val="28"/>
+          <w:u w:val="dotted"/>
+        </w:rPr>
+        <w:t xml:space="preserve">             </w:t>
+      </w:r>
+      <w:r>
+        <w:rPr>
+          <w:rFonts w:ascii="TH SarabunPSK" w:hAnsi="TH SarabunPSK" w:cs="TH SarabunPSK"/>
+          <w:sz w:val="28"/>
+          <w:u w:val="dotted"/>
+        </w:rPr>
+        <w:t>{</w:t>
+      </w:r>
+      <w:proofErr w:type="gramStart"/>
+      <w:r>
+        <w:rPr>
+          <w:rFonts w:ascii="TH SarabunPSK" w:hAnsi="TH SarabunPSK" w:cs="TH SarabunPSK"/>
+          <w:sz w:val="28"/>
+          <w:u w:val="dotted"/>
+        </w:rPr>
+        <w:t>reason</w:t>
+      </w:r>
+      <w:r>
+        <w:rPr>
+          <w:rFonts w:ascii="TH SarabunPSK" w:hAnsi="TH SarabunPSK" w:cs="TH SarabunPSK"/>
+          <w:sz w:val="28"/>
+          <w:u w:val="dotted"/>
+        </w:rPr>
+        <w:t xml:space="preserve">}   </w:t>
+      </w:r>
+      <w:proofErr w:type="gramEnd"/>
+      <w:r>
+        <w:rPr>
+          <w:rFonts w:ascii="TH SarabunPSK" w:hAnsi="TH SarabunPSK" w:cs="TH SarabunPSK"/>
+          <w:sz w:val="28"/>
+          <w:u w:val="dotted"/>
+        </w:rPr>
+        <w:t xml:space="preserve">            </w:t>
+      </w:r>
+      <w:r>
+        <w:rPr>
+          <w:rFonts w:ascii="TH SarabunPSK" w:hAnsi="TH SarabunPSK" w:cs="TH SarabunPSK"/>
+          <w:sz w:val="28"/>
+          <w:u w:val="dotted"/>
+        </w:rPr>
+        <w:t xml:space="preserve">  </w:t>
+      </w:r>
+      <w:proofErr w:type="gramStart"/>
+      <w:r>
+        <w:rPr>
+          <w:rFonts w:ascii="TH SarabunPSK" w:hAnsi="TH SarabunPSK" w:cs="TH SarabunPSK"/>
+          <w:sz w:val="28"/>
+          <w:u w:val="dotted"/>
+        </w:rPr>
+        <w:t xml:space="preserve">  .</w:t>
+      </w:r>
+      <w:proofErr w:type="gramEnd"/>
+    </w:p>
+    <w:p>
+      <w:pPr>
+        <w:ind w:left="720"/>
+        <w:rPr>
+          <w:rFonts w:ascii="TH SarabunPSK" w:hAnsi="TH SarabunPSK" w:cs="TH SarabunPSK"/>
+          <w:sz w:val="28"/>
+          <w:lang w:val="af-ZA"/>
+        </w:rPr>
+      </w:pPr>
       <w:r>
         <w:rPr>
           <w:rFonts w:ascii="TH SarabunPSK" w:hAnsi="TH SarabunPSK" w:cs="TH SarabunPSK"/>
@@ -1678,15 +1474,33 @@
           <w:lang w:val="af-ZA"/>
         </w:rPr>
         <w:tab/>
-        <w:t xml:space="preserve">       </w:t>
-      </w:r>
-      <w:r>
-        <w:rPr>
-          <w:rFonts w:ascii="TH SarabunPSK" w:hAnsi="TH SarabunPSK" w:cs="TH SarabunPSK"/>
-          <w:sz w:val="28"/>
-          <w:lang w:val="af-ZA"/>
-        </w:rPr>
-        <w:t>(....................................................)</w:t>
+        <w:t xml:space="preserve">    </w:t>
+      </w:r>
+      <w:proofErr w:type="gramStart"/>
+      <w:r>
+        <w:rPr>
+          <w:rFonts w:ascii="TH SarabunPSK" w:hAnsi="TH SarabunPSK" w:cs="TH SarabunPSK"/>
+          <w:sz w:val="28"/>
+          <w:lang w:val="af-ZA"/>
+        </w:rPr>
+        <w:t xml:space="preserve">   </w:t>
+      </w:r>
+      <w:r>
+        <w:rPr>
+          <w:rFonts w:ascii="TH SarabunPSK" w:hAnsi="TH SarabunPSK" w:cs="TH SarabunPSK"/>
+          <w:sz w:val="28"/>
+          <w:lang w:val="af-ZA"/>
+        </w:rPr>
+        <w:t>(</w:t>
+      </w:r>
+      <w:proofErr w:type="gramEnd"/>
+      <w:r>
+        <w:rPr>
+          <w:rFonts w:ascii="TH SarabunPSK" w:hAnsi="TH SarabunPSK" w:cs="TH SarabunPSK"/>
+          <w:sz w:val="28"/>
+          <w:lang w:val="af-ZA"/>
+        </w:rPr>
+        <w:t>....................................................)</w:t>
       </w:r>
     </w:p>
     <w:tbl>

--- a/src/templates/input/บันทึกข้อความ.docx
+++ b/src/templates/input/บันทึกข้อความ.docx
@@ -21,7 +21,7 @@
           <w:szCs w:val="56"/>
         </w:rPr>
         <w:drawing>
-          <wp:anchor distT="0" distB="0" distL="114300" distR="114300" simplePos="0" relativeHeight="251673600" behindDoc="0" locked="0" layoutInCell="1" allowOverlap="1" wp14:anchorId="40077578" wp14:editId="51F52500">
+          <wp:anchor distT="0" distB="0" distL="114300" distR="114300" simplePos="0" relativeHeight="251662848" behindDoc="0" locked="0" layoutInCell="1" allowOverlap="1" wp14:anchorId="40077578" wp14:editId="5D889EE6">
             <wp:simplePos x="0" y="0"/>
             <wp:positionH relativeFrom="margin">
               <wp:posOffset>381726</wp:posOffset>
@@ -109,7 +109,6 @@
         <w:rPr>
           <w:rFonts w:ascii="TH SarabunPSK" w:hAnsi="TH SarabunPSK" w:cs="TH SarabunPSK"/>
           <w:sz w:val="28"/>
-          <w:lang w:val="af-ZA"/>
         </w:rPr>
       </w:pPr>
       <w:r>
@@ -125,13 +124,13 @@
         <mc:AlternateContent>
           <mc:Choice Requires="wps">
             <w:drawing>
-              <wp:anchor distT="0" distB="0" distL="114300" distR="114300" simplePos="0" relativeHeight="251680768" behindDoc="0" locked="0" layoutInCell="1" allowOverlap="1" wp14:anchorId="1A27FDA3" wp14:editId="33238BF9">
+              <wp:anchor distT="0" distB="0" distL="114300" distR="114300" simplePos="0" relativeHeight="251657728" behindDoc="0" locked="0" layoutInCell="1" allowOverlap="1" wp14:anchorId="1A27FDA3" wp14:editId="283E0740">
                 <wp:simplePos x="0" y="0"/>
                 <wp:positionH relativeFrom="margin">
-                  <wp:posOffset>713603</wp:posOffset>
+                  <wp:posOffset>689042</wp:posOffset>
                 </wp:positionH>
                 <wp:positionV relativeFrom="paragraph">
-                  <wp:posOffset>653071</wp:posOffset>
+                  <wp:posOffset>773096</wp:posOffset>
                 </wp:positionV>
                 <wp:extent cx="5745394" cy="24936"/>
                 <wp:effectExtent l="0" t="0" r="27305" b="32385"/>
@@ -180,7 +179,7 @@
           </mc:Choice>
           <mc:Fallback>
             <w:pict>
-              <v:line w14:anchorId="74727EE5" id="ตัวเชื่อมต่อตรง 11" o:spid="_x0000_s1026" style="position:absolute;flip:y;z-index:251680768;visibility:visible;mso-wrap-style:square;mso-width-percent:0;mso-height-percent:0;mso-wrap-distance-left:9pt;mso-wrap-distance-top:0;mso-wrap-distance-right:9pt;mso-wrap-distance-bottom:0;mso-position-horizontal:absolute;mso-position-horizontal-relative:margin;mso-position-vertical:absolute;mso-position-vertical-relative:text;mso-width-percent:0;mso-height-percent:0;mso-width-relative:margin;mso-height-relative:margin" from="56.2pt,51.4pt" to="508.6pt,53.35pt" o:gfxdata="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" strokecolor="black [3200]" strokeweight=".5pt">
+              <v:line w14:anchorId="11F0638A" id="ตัวเชื่อมต่อตรง 11" o:spid="_x0000_s1026" style="position:absolute;flip:y;z-index:251666432;visibility:visible;mso-wrap-style:square;mso-width-percent:0;mso-height-percent:0;mso-wrap-distance-left:9pt;mso-wrap-distance-top:0;mso-wrap-distance-right:9pt;mso-wrap-distance-bottom:0;mso-position-horizontal:absolute;mso-position-horizontal-relative:margin;mso-position-vertical:absolute;mso-position-vertical-relative:text;mso-width-percent:0;mso-height-percent:0;mso-width-relative:margin;mso-height-relative:margin" from="54.25pt,60.85pt" to="506.65pt,62.8pt" o:gfxdata="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" strokecolor="black [3200]" strokeweight=".5pt">
                 <v:stroke joinstyle="miter"/>
                 <w10:wrap anchorx="margin"/>
               </v:line>
@@ -201,7 +200,159 @@
         <mc:AlternateContent>
           <mc:Choice Requires="wps">
             <w:drawing>
-              <wp:anchor distT="0" distB="0" distL="114300" distR="114300" simplePos="0" relativeHeight="251674624" behindDoc="0" locked="0" layoutInCell="1" allowOverlap="1" wp14:anchorId="6EBABA6F" wp14:editId="338C32EA">
+              <wp:anchor distT="0" distB="0" distL="114300" distR="114300" simplePos="0" relativeHeight="251654656" behindDoc="0" locked="0" layoutInCell="1" allowOverlap="1" wp14:anchorId="50587185" wp14:editId="69656C62">
+                <wp:simplePos x="0" y="0"/>
+                <wp:positionH relativeFrom="margin">
+                  <wp:posOffset>3222592</wp:posOffset>
+                </wp:positionH>
+                <wp:positionV relativeFrom="paragraph">
+                  <wp:posOffset>485508</wp:posOffset>
+                </wp:positionV>
+                <wp:extent cx="3265170" cy="16510"/>
+                <wp:effectExtent l="0" t="0" r="30480" b="21590"/>
+                <wp:wrapNone/>
+                <wp:docPr id="10" name="ตัวเชื่อมต่อตรง 10"/>
+                <wp:cNvGraphicFramePr/>
+                <a:graphic xmlns:a="http://schemas.openxmlformats.org/drawingml/2006/main">
+                  <a:graphicData uri="http://schemas.microsoft.com/office/word/2010/wordprocessingShape">
+                    <wps:wsp>
+                      <wps:cNvCnPr/>
+                      <wps:spPr>
+                        <a:xfrm flipV="1">
+                          <a:off x="0" y="0"/>
+                          <a:ext cx="3265170" cy="16510"/>
+                        </a:xfrm>
+                        <a:prstGeom prst="line">
+                          <a:avLst/>
+                        </a:prstGeom>
+                      </wps:spPr>
+                      <wps:style>
+                        <a:lnRef idx="1">
+                          <a:schemeClr val="dk1"/>
+                        </a:lnRef>
+                        <a:fillRef idx="0">
+                          <a:schemeClr val="dk1"/>
+                        </a:fillRef>
+                        <a:effectRef idx="0">
+                          <a:schemeClr val="dk1"/>
+                        </a:effectRef>
+                        <a:fontRef idx="minor">
+                          <a:schemeClr val="tx1"/>
+                        </a:fontRef>
+                      </wps:style>
+                      <wps:bodyPr/>
+                    </wps:wsp>
+                  </a:graphicData>
+                </a:graphic>
+                <wp14:sizeRelH relativeFrom="margin">
+                  <wp14:pctWidth>0</wp14:pctWidth>
+                </wp14:sizeRelH>
+                <wp14:sizeRelV relativeFrom="margin">
+                  <wp14:pctHeight>0</wp14:pctHeight>
+                </wp14:sizeRelV>
+              </wp:anchor>
+            </w:drawing>
+          </mc:Choice>
+          <mc:Fallback>
+            <w:pict>
+              <v:line w14:anchorId="595A4BA4" id="ตัวเชื่อมต่อตรง 10" o:spid="_x0000_s1026" style="position:absolute;flip:y;z-index:251662336;visibility:visible;mso-wrap-style:square;mso-width-percent:0;mso-height-percent:0;mso-wrap-distance-left:9pt;mso-wrap-distance-top:0;mso-wrap-distance-right:9pt;mso-wrap-distance-bottom:0;mso-position-horizontal:absolute;mso-position-horizontal-relative:margin;mso-position-vertical:absolute;mso-position-vertical-relative:text;mso-width-percent:0;mso-height-percent:0;mso-width-relative:margin;mso-height-relative:margin" from="253.75pt,38.25pt" to="510.85pt,39.55pt" o:gfxdata="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" strokecolor="black [3200]" strokeweight=".5pt">
+                <v:stroke joinstyle="miter"/>
+                <w10:wrap anchorx="margin"/>
+              </v:line>
+            </w:pict>
+          </mc:Fallback>
+        </mc:AlternateContent>
+      </w:r>
+      <w:r>
+        <w:rPr>
+          <w:rFonts w:ascii="TH SarabunPSK" w:hAnsi="TH SarabunPSK" w:cs="TH SarabunPSK"/>
+          <w:b/>
+          <w:bCs/>
+          <w:noProof/>
+          <w:sz w:val="32"/>
+          <w:szCs w:val="32"/>
+          <w:lang w:val="th-TH"/>
+        </w:rPr>
+        <mc:AlternateContent>
+          <mc:Choice Requires="wps">
+            <w:drawing>
+              <wp:anchor distT="0" distB="0" distL="114300" distR="114300" simplePos="0" relativeHeight="251653632" behindDoc="0" locked="0" layoutInCell="1" allowOverlap="1" wp14:anchorId="02EDF831" wp14:editId="668FBD41">
+                <wp:simplePos x="0" y="0"/>
+                <wp:positionH relativeFrom="margin">
+                  <wp:posOffset>568960</wp:posOffset>
+                </wp:positionH>
+                <wp:positionV relativeFrom="paragraph">
+                  <wp:posOffset>503956</wp:posOffset>
+                </wp:positionV>
+                <wp:extent cx="2355215" cy="6350"/>
+                <wp:effectExtent l="0" t="0" r="26035" b="31750"/>
+                <wp:wrapNone/>
+                <wp:docPr id="9" name="ตัวเชื่อมต่อตรง 9"/>
+                <wp:cNvGraphicFramePr/>
+                <a:graphic xmlns:a="http://schemas.openxmlformats.org/drawingml/2006/main">
+                  <a:graphicData uri="http://schemas.microsoft.com/office/word/2010/wordprocessingShape">
+                    <wps:wsp>
+                      <wps:cNvCnPr/>
+                      <wps:spPr>
+                        <a:xfrm>
+                          <a:off x="0" y="0"/>
+                          <a:ext cx="2355215" cy="6350"/>
+                        </a:xfrm>
+                        <a:prstGeom prst="line">
+                          <a:avLst/>
+                        </a:prstGeom>
+                      </wps:spPr>
+                      <wps:style>
+                        <a:lnRef idx="1">
+                          <a:schemeClr val="dk1"/>
+                        </a:lnRef>
+                        <a:fillRef idx="0">
+                          <a:schemeClr val="dk1"/>
+                        </a:fillRef>
+                        <a:effectRef idx="0">
+                          <a:schemeClr val="dk1"/>
+                        </a:effectRef>
+                        <a:fontRef idx="minor">
+                          <a:schemeClr val="tx1"/>
+                        </a:fontRef>
+                      </wps:style>
+                      <wps:bodyPr/>
+                    </wps:wsp>
+                  </a:graphicData>
+                </a:graphic>
+                <wp14:sizeRelH relativeFrom="margin">
+                  <wp14:pctWidth>0</wp14:pctWidth>
+                </wp14:sizeRelH>
+                <wp14:sizeRelV relativeFrom="margin">
+                  <wp14:pctHeight>0</wp14:pctHeight>
+                </wp14:sizeRelV>
+              </wp:anchor>
+            </w:drawing>
+          </mc:Choice>
+          <mc:Fallback>
+            <w:pict>
+              <v:line w14:anchorId="7405BABB" id="ตัวเชื่อมต่อตรง 9" o:spid="_x0000_s1026" style="position:absolute;z-index:251656192;visibility:visible;mso-wrap-style:square;mso-width-percent:0;mso-height-percent:0;mso-wrap-distance-left:9pt;mso-wrap-distance-top:0;mso-wrap-distance-right:9pt;mso-wrap-distance-bottom:0;mso-position-horizontal:absolute;mso-position-horizontal-relative:margin;mso-position-vertical:absolute;mso-position-vertical-relative:text;mso-width-percent:0;mso-height-percent:0;mso-width-relative:margin;mso-height-relative:margin" from="44.8pt,39.7pt" to="230.25pt,40.2pt" o:gfxdata="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" strokecolor="black [3200]" strokeweight=".5pt">
+                <v:stroke joinstyle="miter"/>
+                <w10:wrap anchorx="margin"/>
+              </v:line>
+            </w:pict>
+          </mc:Fallback>
+        </mc:AlternateContent>
+      </w:r>
+      <w:r>
+        <w:rPr>
+          <w:rFonts w:ascii="TH SarabunPSK" w:hAnsi="TH SarabunPSK" w:cs="TH SarabunPSK"/>
+          <w:b/>
+          <w:bCs/>
+          <w:noProof/>
+          <w:sz w:val="32"/>
+          <w:szCs w:val="32"/>
+          <w:lang w:val="th-TH"/>
+        </w:rPr>
+        <mc:AlternateContent>
+          <mc:Choice Requires="wps">
+            <w:drawing>
+              <wp:anchor distT="0" distB="0" distL="114300" distR="114300" simplePos="0" relativeHeight="251652608" behindDoc="0" locked="0" layoutInCell="1" allowOverlap="1" wp14:anchorId="6EBABA6F" wp14:editId="7E5CA466">
                 <wp:simplePos x="0" y="0"/>
                 <wp:positionH relativeFrom="column">
                   <wp:posOffset>1173892</wp:posOffset>
@@ -256,7 +407,7 @@
           </mc:Choice>
           <mc:Fallback>
             <w:pict>
-              <v:line w14:anchorId="2CE60B6A" id="ตัวเชื่อมต่อตรง 8" o:spid="_x0000_s1026" style="position:absolute;flip:y;z-index:251674624;visibility:visible;mso-wrap-style:square;mso-width-percent:0;mso-height-percent:0;mso-wrap-distance-left:9pt;mso-wrap-distance-top:0;mso-wrap-distance-right:9pt;mso-wrap-distance-bottom:0;mso-position-horizontal:absolute;mso-position-horizontal-relative:text;mso-position-vertical:absolute;mso-position-vertical-relative:text;mso-width-percent:0;mso-height-percent:0;mso-width-relative:margin;mso-height-relative:margin" from="92.45pt,14.2pt" to="508.65pt,14.7pt" o:gfxdata="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" strokecolor="black [3200]" strokeweight=".5pt">
+              <v:line w14:anchorId="6DD7C9FA" id="ตัวเชื่อมต่อตรง 8" o:spid="_x0000_s1026" style="position:absolute;flip:y;z-index:251650048;visibility:visible;mso-wrap-style:square;mso-width-percent:0;mso-height-percent:0;mso-wrap-distance-left:9pt;mso-wrap-distance-top:0;mso-wrap-distance-right:9pt;mso-wrap-distance-bottom:0;mso-position-horizontal:absolute;mso-position-horizontal-relative:text;mso-position-vertical:absolute;mso-position-vertical-relative:text;mso-width-percent:0;mso-height-percent:0;mso-width-relative:margin;mso-height-relative:margin" from="92.45pt,14.2pt" to="508.65pt,14.7pt" o:gfxdata="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" strokecolor="black [3200]" strokeweight=".5pt">
                 <v:stroke joinstyle="miter"/>
               </v:line>
             </w:pict>
@@ -268,370 +419,241 @@
           <w:rFonts w:ascii="TH SarabunPSK" w:hAnsi="TH SarabunPSK" w:cs="TH SarabunPSK"/>
           <w:b/>
           <w:bCs/>
-          <w:noProof/>
-          <w:sz w:val="32"/>
-          <w:szCs w:val="32"/>
-          <w:lang w:val="th-TH"/>
-        </w:rPr>
-        <mc:AlternateContent>
-          <mc:Choice Requires="wps">
-            <w:drawing>
-              <wp:anchor distT="0" distB="0" distL="114300" distR="114300" simplePos="0" relativeHeight="251678720" behindDoc="0" locked="0" layoutInCell="1" allowOverlap="1" wp14:anchorId="50587185" wp14:editId="6C1A5949">
-                <wp:simplePos x="0" y="0"/>
-                <wp:positionH relativeFrom="margin">
-                  <wp:posOffset>3203489</wp:posOffset>
-                </wp:positionH>
-                <wp:positionV relativeFrom="paragraph">
-                  <wp:posOffset>405937</wp:posOffset>
-                </wp:positionV>
-                <wp:extent cx="3265273" cy="16716"/>
-                <wp:effectExtent l="0" t="0" r="30480" b="21590"/>
-                <wp:wrapNone/>
-                <wp:docPr id="10" name="ตัวเชื่อมต่อตรง 10"/>
-                <wp:cNvGraphicFramePr/>
-                <a:graphic xmlns:a="http://schemas.openxmlformats.org/drawingml/2006/main">
-                  <a:graphicData uri="http://schemas.microsoft.com/office/word/2010/wordprocessingShape">
-                    <wps:wsp>
-                      <wps:cNvCnPr/>
-                      <wps:spPr>
-                        <a:xfrm flipV="1">
-                          <a:off x="0" y="0"/>
-                          <a:ext cx="3265273" cy="16716"/>
-                        </a:xfrm>
-                        <a:prstGeom prst="line">
-                          <a:avLst/>
-                        </a:prstGeom>
-                      </wps:spPr>
-                      <wps:style>
-                        <a:lnRef idx="1">
-                          <a:schemeClr val="dk1"/>
-                        </a:lnRef>
-                        <a:fillRef idx="0">
-                          <a:schemeClr val="dk1"/>
-                        </a:fillRef>
-                        <a:effectRef idx="0">
-                          <a:schemeClr val="dk1"/>
-                        </a:effectRef>
-                        <a:fontRef idx="minor">
-                          <a:schemeClr val="tx1"/>
-                        </a:fontRef>
-                      </wps:style>
-                      <wps:bodyPr/>
-                    </wps:wsp>
-                  </a:graphicData>
-                </a:graphic>
-                <wp14:sizeRelH relativeFrom="margin">
-                  <wp14:pctWidth>0</wp14:pctWidth>
-                </wp14:sizeRelH>
-                <wp14:sizeRelV relativeFrom="margin">
-                  <wp14:pctHeight>0</wp14:pctHeight>
-                </wp14:sizeRelV>
-              </wp:anchor>
-            </w:drawing>
-          </mc:Choice>
-          <mc:Fallback>
-            <w:pict>
-              <v:line w14:anchorId="47AD3B32" id="ตัวเชื่อมต่อตรง 10" o:spid="_x0000_s1026" style="position:absolute;flip:y;z-index:251678720;visibility:visible;mso-wrap-style:square;mso-width-percent:0;mso-height-percent:0;mso-wrap-distance-left:9pt;mso-wrap-distance-top:0;mso-wrap-distance-right:9pt;mso-wrap-distance-bottom:0;mso-position-horizontal:absolute;mso-position-horizontal-relative:margin;mso-position-vertical:absolute;mso-position-vertical-relative:text;mso-width-percent:0;mso-height-percent:0;mso-width-relative:margin;mso-height-relative:margin" from="252.25pt,31.95pt" to="509.35pt,33.25pt" o:gfxdata="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" strokecolor="black [3200]" strokeweight=".5pt">
-                <v:stroke joinstyle="miter"/>
-                <w10:wrap anchorx="margin"/>
-              </v:line>
-            </w:pict>
-          </mc:Fallback>
-        </mc:AlternateContent>
-      </w:r>
-      <w:r>
-        <w:rPr>
-          <w:rFonts w:ascii="TH SarabunPSK" w:hAnsi="TH SarabunPSK" w:cs="TH SarabunPSK"/>
+          <w:sz w:val="32"/>
+          <w:szCs w:val="32"/>
+          <w:cs/>
+        </w:rPr>
+        <w:t>ส่วนราชการ</w:t>
+      </w:r>
+      <w:r>
+        <w:rPr>
+          <w:rFonts w:ascii="TH SarabunPSK" w:hAnsi="TH SarabunPSK" w:cs="TH SarabunPSK"/>
+          <w:sz w:val="32"/>
+          <w:szCs w:val="32"/>
+          <w:cs/>
+        </w:rPr>
+        <w:t xml:space="preserve">  </w:t>
+      </w:r>
+      <w:r>
+        <w:rPr>
+          <w:rFonts w:ascii="TH SarabunPSK" w:hAnsi="TH SarabunPSK" w:cs="TH SarabunPSK" w:hint="cs"/>
+          <w:sz w:val="32"/>
+          <w:szCs w:val="32"/>
+          <w:cs/>
+          <w:lang w:val="af-ZA"/>
+        </w:rPr>
+        <w:t xml:space="preserve"> โครงการปริญญาตรี สาขาเทคโนโลยีสารสนเทศ </w:t>
+      </w:r>
+      <w:r>
+        <w:rPr>
+          <w:rFonts w:ascii="TH SarabunPSK" w:hAnsi="TH SarabunPSK" w:cs="TH SarabunPSK"/>
+          <w:sz w:val="32"/>
+          <w:szCs w:val="32"/>
+          <w:lang w:val="af-ZA"/>
+        </w:rPr>
+        <w:t>(</w:t>
+      </w:r>
+      <w:r>
+        <w:rPr>
+          <w:rFonts w:ascii="TH SarabunPSK" w:hAnsi="TH SarabunPSK" w:cs="TH SarabunPSK"/>
+          <w:sz w:val="32"/>
+          <w:szCs w:val="32"/>
+        </w:rPr>
+        <w:t>{program}</w:t>
+      </w:r>
+      <w:r>
+        <w:rPr>
+          <w:rFonts w:ascii="TH SarabunPSK" w:hAnsi="TH SarabunPSK" w:cs="TH SarabunPSK"/>
+          <w:sz w:val="32"/>
+          <w:szCs w:val="32"/>
+          <w:lang w:val="af-ZA"/>
+        </w:rPr>
+        <w:t xml:space="preserve">) </w:t>
+      </w:r>
+      <w:r>
+        <w:rPr>
+          <w:rFonts w:ascii="TH SarabunPSK" w:hAnsi="TH SarabunPSK" w:cs="TH SarabunPSK" w:hint="cs"/>
+          <w:sz w:val="32"/>
+          <w:szCs w:val="32"/>
+          <w:cs/>
+        </w:rPr>
+        <w:t>โทร</w:t>
+      </w:r>
+      <w:r>
+        <w:rPr>
+          <w:rFonts w:ascii="TH SarabunPSK" w:hAnsi="TH SarabunPSK" w:cs="TH SarabunPSK"/>
+          <w:sz w:val="32"/>
+          <w:szCs w:val="32"/>
+          <w:lang w:val="af-ZA"/>
+        </w:rPr>
+        <w:t xml:space="preserve">. </w:t>
+      </w:r>
+      <w:r>
+        <w:rPr>
+          <w:rFonts w:ascii="TH SarabunPSK" w:hAnsi="TH SarabunPSK" w:cs="TH SarabunPSK"/>
+          <w:sz w:val="32"/>
+          <w:szCs w:val="32"/>
+        </w:rPr>
+        <w:t xml:space="preserve">3600 </w:t>
+      </w:r>
+      <w:r>
+        <w:rPr>
+          <w:rFonts w:ascii="TH SarabunPSK" w:hAnsi="TH SarabunPSK" w:cs="TH SarabunPSK" w:hint="cs"/>
+          <w:sz w:val="32"/>
+          <w:szCs w:val="32"/>
+          <w:cs/>
+        </w:rPr>
+        <w:t xml:space="preserve">ต่อ </w:t>
+      </w:r>
+      <w:r>
+        <w:rPr>
+          <w:rFonts w:ascii="TH SarabunPSK" w:hAnsi="TH SarabunPSK" w:cs="TH SarabunPSK"/>
+          <w:sz w:val="32"/>
+          <w:szCs w:val="32"/>
+          <w:lang w:val="af-ZA"/>
+        </w:rPr>
+        <w:t>7329</w:t>
+      </w:r>
+      <w:r>
+        <w:rPr>
+          <w:rFonts w:ascii="TH SarabunPSK" w:hAnsi="TH SarabunPSK" w:cs="TH SarabunPSK"/>
+          <w:sz w:val="32"/>
+          <w:szCs w:val="32"/>
+          <w:lang w:val="af-ZA"/>
+        </w:rPr>
+        <w:br/>
+      </w:r>
+      <w:r>
+        <w:rPr>
+          <w:rFonts w:ascii="TH SarabunPSK" w:hAnsi="TH SarabunPSK" w:cs="TH SarabunPSK" w:hint="cs"/>
           <w:b/>
           <w:bCs/>
-          <w:noProof/>
-          <w:sz w:val="32"/>
-          <w:szCs w:val="32"/>
-          <w:lang w:val="th-TH"/>
-        </w:rPr>
-        <mc:AlternateContent>
-          <mc:Choice Requires="wps">
-            <w:drawing>
-              <wp:anchor distT="0" distB="0" distL="114300" distR="114300" simplePos="0" relativeHeight="251676672" behindDoc="0" locked="0" layoutInCell="1" allowOverlap="1" wp14:anchorId="02EDF831" wp14:editId="14C0E968">
-                <wp:simplePos x="0" y="0"/>
-                <wp:positionH relativeFrom="margin">
-                  <wp:posOffset>568960</wp:posOffset>
-                </wp:positionH>
-                <wp:positionV relativeFrom="paragraph">
-                  <wp:posOffset>419826</wp:posOffset>
-                </wp:positionV>
-                <wp:extent cx="2355215" cy="6350"/>
-                <wp:effectExtent l="0" t="0" r="26035" b="31750"/>
-                <wp:wrapNone/>
-                <wp:docPr id="9" name="ตัวเชื่อมต่อตรง 9"/>
-                <wp:cNvGraphicFramePr/>
-                <a:graphic xmlns:a="http://schemas.openxmlformats.org/drawingml/2006/main">
-                  <a:graphicData uri="http://schemas.microsoft.com/office/word/2010/wordprocessingShape">
-                    <wps:wsp>
-                      <wps:cNvCnPr/>
-                      <wps:spPr>
-                        <a:xfrm>
-                          <a:off x="0" y="0"/>
-                          <a:ext cx="2355215" cy="6350"/>
-                        </a:xfrm>
-                        <a:prstGeom prst="line">
-                          <a:avLst/>
-                        </a:prstGeom>
-                      </wps:spPr>
-                      <wps:style>
-                        <a:lnRef idx="1">
-                          <a:schemeClr val="dk1"/>
-                        </a:lnRef>
-                        <a:fillRef idx="0">
-                          <a:schemeClr val="dk1"/>
-                        </a:fillRef>
-                        <a:effectRef idx="0">
-                          <a:schemeClr val="dk1"/>
-                        </a:effectRef>
-                        <a:fontRef idx="minor">
-                          <a:schemeClr val="tx1"/>
-                        </a:fontRef>
-                      </wps:style>
-                      <wps:bodyPr/>
-                    </wps:wsp>
-                  </a:graphicData>
-                </a:graphic>
-                <wp14:sizeRelH relativeFrom="margin">
-                  <wp14:pctWidth>0</wp14:pctWidth>
-                </wp14:sizeRelH>
-                <wp14:sizeRelV relativeFrom="margin">
-                  <wp14:pctHeight>0</wp14:pctHeight>
-                </wp14:sizeRelV>
-              </wp:anchor>
-            </w:drawing>
-          </mc:Choice>
-          <mc:Fallback>
-            <w:pict>
-              <v:line w14:anchorId="3A25C64F" id="ตัวเชื่อมต่อตรง 9" o:spid="_x0000_s1026" style="position:absolute;z-index:251676672;visibility:visible;mso-wrap-style:square;mso-width-percent:0;mso-height-percent:0;mso-wrap-distance-left:9pt;mso-wrap-distance-top:0;mso-wrap-distance-right:9pt;mso-wrap-distance-bottom:0;mso-position-horizontal:absolute;mso-position-horizontal-relative:margin;mso-position-vertical:absolute;mso-position-vertical-relative:text;mso-width-percent:0;mso-height-percent:0;mso-width-relative:margin;mso-height-relative:margin" from="44.8pt,33.05pt" to="230.25pt,33.55pt" o:gfxdata="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" strokecolor="black [3200]" strokeweight=".5pt">
-                <v:stroke joinstyle="miter"/>
-                <w10:wrap anchorx="margin"/>
-              </v:line>
-            </w:pict>
-          </mc:Fallback>
-        </mc:AlternateContent>
-      </w:r>
-      <w:r>
-        <w:rPr>
-          <w:rFonts w:ascii="TH SarabunPSK" w:hAnsi="TH SarabunPSK" w:cs="TH SarabunPSK"/>
+          <w:sz w:val="32"/>
+          <w:szCs w:val="32"/>
+          <w:cs/>
+        </w:rPr>
+        <w:t>ที่</w:t>
+      </w:r>
+      <w:r>
+        <w:rPr>
+          <w:rFonts w:ascii="TH SarabunPSK" w:hAnsi="TH SarabunPSK" w:cs="TH SarabunPSK" w:hint="cs"/>
+          <w:sz w:val="32"/>
+          <w:szCs w:val="32"/>
+          <w:cs/>
+        </w:rPr>
+        <w:t xml:space="preserve"> อว </w:t>
+      </w:r>
+      <w:r>
+        <w:rPr>
+          <w:rFonts w:ascii="TH SarabunPSK" w:hAnsi="TH SarabunPSK" w:cs="TH SarabunPSK"/>
+          <w:sz w:val="32"/>
+          <w:szCs w:val="32"/>
+          <w:lang w:val="af-ZA"/>
+        </w:rPr>
+        <w:t xml:space="preserve">6502.050302/                             </w:t>
+      </w:r>
+      <w:r>
+        <w:rPr>
+          <w:rFonts w:ascii="TH SarabunPSK" w:hAnsi="TH SarabunPSK" w:cs="TH SarabunPSK" w:hint="cs"/>
+          <w:sz w:val="32"/>
+          <w:szCs w:val="32"/>
+          <w:cs/>
+          <w:lang w:val="af-ZA"/>
+        </w:rPr>
+        <w:t xml:space="preserve"> </w:t>
+      </w:r>
+      <w:proofErr w:type="gramStart"/>
+      <w:r>
+        <w:rPr>
+          <w:rFonts w:ascii="TH SarabunPSK" w:hAnsi="TH SarabunPSK" w:cs="TH SarabunPSK" w:hint="cs"/>
           <w:b/>
           <w:bCs/>
-          <w:sz w:val="28"/>
-          <w:cs/>
-        </w:rPr>
-        <w:t>ส่วนราชการ</w:t>
-      </w:r>
-      <w:r>
-        <w:rPr>
-          <w:rFonts w:ascii="TH SarabunPSK" w:hAnsi="TH SarabunPSK" w:cs="TH SarabunPSK"/>
-          <w:sz w:val="28"/>
-          <w:cs/>
-        </w:rPr>
-        <w:t xml:space="preserve">  </w:t>
-      </w:r>
-      <w:r>
-        <w:rPr>
-          <w:rFonts w:ascii="TH SarabunPSK" w:hAnsi="TH SarabunPSK" w:cs="TH SarabunPSK" w:hint="cs"/>
-          <w:sz w:val="28"/>
-          <w:cs/>
-          <w:lang w:val="af-ZA"/>
-        </w:rPr>
-        <w:t xml:space="preserve"> โครงการปริญญาตรี สาขาเทคโนโลยีสารสนเทศ </w:t>
-      </w:r>
-      <w:r>
-        <w:rPr>
-          <w:rFonts w:ascii="TH SarabunPSK" w:hAnsi="TH SarabunPSK" w:cs="TH SarabunPSK"/>
-          <w:sz w:val="28"/>
-          <w:lang w:val="af-ZA"/>
-        </w:rPr>
-        <w:t>(</w:t>
-      </w:r>
-      <w:r>
-        <w:rPr>
-          <w:rFonts w:ascii="TH SarabunPSK" w:hAnsi="TH SarabunPSK" w:cs="TH SarabunPSK"/>
-          <w:sz w:val="28"/>
-        </w:rPr>
-        <w:t>{program}</w:t>
-      </w:r>
-      <w:r>
-        <w:rPr>
-          <w:rFonts w:ascii="TH SarabunPSK" w:hAnsi="TH SarabunPSK" w:cs="TH SarabunPSK"/>
-          <w:sz w:val="28"/>
-          <w:lang w:val="af-ZA"/>
-        </w:rPr>
-        <w:t xml:space="preserve">) </w:t>
-      </w:r>
-      <w:r>
-        <w:rPr>
-          <w:rFonts w:ascii="TH SarabunPSK" w:hAnsi="TH SarabunPSK" w:cs="TH SarabunPSK" w:hint="cs"/>
-          <w:sz w:val="28"/>
-          <w:cs/>
-        </w:rPr>
-        <w:t>โทร</w:t>
-      </w:r>
-      <w:r>
-        <w:rPr>
-          <w:rFonts w:ascii="TH SarabunPSK" w:hAnsi="TH SarabunPSK" w:cs="TH SarabunPSK"/>
-          <w:sz w:val="28"/>
-          <w:lang w:val="af-ZA"/>
-        </w:rPr>
-        <w:t xml:space="preserve">. </w:t>
-      </w:r>
-      <w:r>
-        <w:rPr>
-          <w:rFonts w:ascii="TH SarabunPSK" w:hAnsi="TH SarabunPSK" w:cs="TH SarabunPSK"/>
-          <w:sz w:val="28"/>
-        </w:rPr>
-        <w:t xml:space="preserve">3600 </w:t>
-      </w:r>
-      <w:r>
-        <w:rPr>
-          <w:rFonts w:ascii="TH SarabunPSK" w:hAnsi="TH SarabunPSK" w:cs="TH SarabunPSK" w:hint="cs"/>
-          <w:sz w:val="28"/>
-          <w:cs/>
-        </w:rPr>
-        <w:t xml:space="preserve">ต่อ </w:t>
-      </w:r>
-      <w:r>
-        <w:rPr>
-          <w:rFonts w:ascii="TH SarabunPSK" w:hAnsi="TH SarabunPSK" w:cs="TH SarabunPSK"/>
-          <w:sz w:val="28"/>
-          <w:lang w:val="af-ZA"/>
-        </w:rPr>
-        <w:t>7329</w:t>
-      </w:r>
-      <w:r>
-        <w:rPr>
-          <w:rFonts w:ascii="TH SarabunPSK" w:hAnsi="TH SarabunPSK" w:cs="TH SarabunPSK"/>
-          <w:sz w:val="28"/>
-          <w:lang w:val="af-ZA"/>
-        </w:rPr>
-        <w:br/>
-      </w:r>
-      <w:r>
-        <w:rPr>
-          <w:rFonts w:ascii="TH SarabunPSK" w:hAnsi="TH SarabunPSK" w:cs="TH SarabunPSK" w:hint="cs"/>
+          <w:sz w:val="32"/>
+          <w:szCs w:val="32"/>
+          <w:cs/>
+        </w:rPr>
+        <w:t>วันที่</w:t>
+      </w:r>
+      <w:r>
+        <w:rPr>
+          <w:rFonts w:ascii="TH SarabunPSK" w:hAnsi="TH SarabunPSK" w:cs="TH SarabunPSK"/>
           <w:b/>
           <w:bCs/>
-          <w:sz w:val="28"/>
-          <w:cs/>
-        </w:rPr>
-        <w:t>ที่</w:t>
-      </w:r>
-      <w:r>
-        <w:rPr>
-          <w:rFonts w:ascii="TH SarabunPSK" w:hAnsi="TH SarabunPSK" w:cs="TH SarabunPSK" w:hint="cs"/>
-          <w:sz w:val="28"/>
-          <w:cs/>
-        </w:rPr>
-        <w:t xml:space="preserve"> อว </w:t>
-      </w:r>
-      <w:r>
-        <w:rPr>
-          <w:rFonts w:ascii="TH SarabunPSK" w:hAnsi="TH SarabunPSK" w:cs="TH SarabunPSK"/>
-          <w:sz w:val="28"/>
-          <w:lang w:val="af-ZA"/>
-        </w:rPr>
-        <w:t xml:space="preserve">6502.050302/                              </w:t>
-      </w:r>
-      <w:r>
-        <w:rPr>
-          <w:rFonts w:ascii="TH SarabunPSK" w:hAnsi="TH SarabunPSK" w:cs="TH SarabunPSK"/>
+          <w:sz w:val="32"/>
+          <w:szCs w:val="32"/>
+        </w:rPr>
+        <w:t xml:space="preserve">  </w:t>
+      </w:r>
+      <w:r>
+        <w:rPr>
+          <w:rFonts w:ascii="TH SarabunPSK" w:hAnsi="TH SarabunPSK" w:cs="TH SarabunPSK"/>
+          <w:sz w:val="32"/>
+          <w:szCs w:val="32"/>
+        </w:rPr>
+        <w:t>{</w:t>
+      </w:r>
+      <w:proofErr w:type="gramEnd"/>
+      <w:r>
+        <w:rPr>
+          <w:rFonts w:ascii="TH SarabunPSK" w:hAnsi="TH SarabunPSK" w:cs="TH SarabunPSK"/>
+          <w:sz w:val="32"/>
+          <w:szCs w:val="32"/>
+        </w:rPr>
+        <w:t>date}</w:t>
+      </w:r>
+      <w:r>
+        <w:rPr>
+          <w:rFonts w:ascii="TH SarabunPSK" w:hAnsi="TH SarabunPSK" w:cs="TH SarabunPSK"/>
+          <w:sz w:val="32"/>
+          <w:szCs w:val="32"/>
+          <w:cs/>
+        </w:rPr>
+        <w:br/>
+      </w:r>
+      <w:r>
+        <w:rPr>
+          <w:rFonts w:ascii="TH SarabunPSK" w:hAnsi="TH SarabunPSK" w:cs="TH SarabunPSK" w:hint="cs"/>
           <w:b/>
           <w:bCs/>
+          <w:sz w:val="32"/>
+          <w:szCs w:val="32"/>
+          <w:cs/>
+        </w:rPr>
+        <w:t>เรื่อง</w:t>
+      </w:r>
+      <w:r>
+        <w:rPr>
+          <w:rFonts w:ascii="TH SarabunPSK" w:hAnsi="TH SarabunPSK" w:cs="TH SarabunPSK" w:hint="cs"/>
+          <w:sz w:val="32"/>
+          <w:szCs w:val="32"/>
+          <w:cs/>
+        </w:rPr>
+        <w:t xml:space="preserve"> ขออนุมัติสอนชดเชย</w:t>
+      </w:r>
+      <w:r>
+        <w:rPr>
+          <w:rFonts w:ascii="TH SarabunPSK" w:hAnsi="TH SarabunPSK" w:cs="TH SarabunPSK"/>
+          <w:sz w:val="32"/>
+          <w:szCs w:val="32"/>
+          <w:cs/>
+        </w:rPr>
+        <w:br/>
+      </w:r>
+      <w:r>
+        <w:rPr>
+          <w:rFonts w:ascii="TH SarabunPSK" w:hAnsi="TH SarabunPSK" w:cs="TH SarabunPSK"/>
           <w:sz w:val="28"/>
-          <w:lang w:val="af-ZA"/>
-        </w:rPr>
-        <w:tab/>
-        <w:t xml:space="preserve">     </w:t>
-      </w:r>
-      <w:proofErr w:type="gramStart"/>
+          <w:cs/>
+        </w:rPr>
+        <w:br/>
+      </w:r>
       <w:r>
         <w:rPr>
           <w:rFonts w:ascii="TH SarabunPSK" w:hAnsi="TH SarabunPSK" w:cs="TH SarabunPSK" w:hint="cs"/>
           <w:b/>
           <w:bCs/>
-          <w:sz w:val="28"/>
-          <w:cs/>
-        </w:rPr>
-        <w:t>วันที่</w:t>
-      </w:r>
-      <w:r>
-        <w:rPr>
-          <w:rFonts w:ascii="TH SarabunPSK" w:hAnsi="TH SarabunPSK" w:cs="TH SarabunPSK"/>
-          <w:b/>
-          <w:bCs/>
-          <w:sz w:val="28"/>
-        </w:rPr>
-        <w:t xml:space="preserve">  </w:t>
-      </w:r>
-      <w:r>
-        <w:rPr>
-          <w:rFonts w:ascii="TH SarabunPSK" w:hAnsi="TH SarabunPSK" w:cs="TH SarabunPSK"/>
-          <w:sz w:val="28"/>
-        </w:rPr>
-        <w:t>{</w:t>
-      </w:r>
-      <w:proofErr w:type="gramEnd"/>
-      <w:r>
-        <w:rPr>
-          <w:rFonts w:ascii="TH SarabunPSK" w:hAnsi="TH SarabunPSK" w:cs="TH SarabunPSK"/>
-          <w:sz w:val="28"/>
-        </w:rPr>
-        <w:t>date}</w:t>
-      </w:r>
-      <w:r>
-        <w:rPr>
-          <w:rFonts w:ascii="TH SarabunPSK" w:hAnsi="TH SarabunPSK" w:cs="TH SarabunPSK"/>
-          <w:sz w:val="28"/>
-          <w:cs/>
-        </w:rPr>
-        <w:br/>
-      </w:r>
-      <w:r>
-        <w:rPr>
-          <w:rFonts w:ascii="TH SarabunPSK" w:hAnsi="TH SarabunPSK" w:cs="TH SarabunPSK" w:hint="cs"/>
-          <w:b/>
-          <w:bCs/>
-          <w:sz w:val="28"/>
-          <w:cs/>
-        </w:rPr>
-        <w:t>เรื่อง</w:t>
-      </w:r>
-      <w:r>
-        <w:rPr>
-          <w:rFonts w:ascii="TH SarabunPSK" w:hAnsi="TH SarabunPSK" w:cs="TH SarabunPSK" w:hint="cs"/>
-          <w:sz w:val="28"/>
-          <w:cs/>
-        </w:rPr>
-        <w:t xml:space="preserve"> ขออนุมัติสอนชดเชย</w:t>
-      </w:r>
-      <w:r>
-        <w:rPr>
-          <w:rFonts w:ascii="TH SarabunPSK" w:hAnsi="TH SarabunPSK" w:cs="TH SarabunPSK"/>
-          <w:sz w:val="28"/>
-          <w:cs/>
-        </w:rPr>
-        <w:br/>
-      </w:r>
-      <w:r>
-        <w:rPr>
-          <w:rFonts w:ascii="TH SarabunPSK" w:hAnsi="TH SarabunPSK" w:cs="TH SarabunPSK"/>
-          <w:sz w:val="28"/>
-          <w:cs/>
-        </w:rPr>
-        <w:br/>
-      </w:r>
-      <w:r>
-        <w:rPr>
-          <w:rFonts w:ascii="TH SarabunPSK" w:hAnsi="TH SarabunPSK" w:cs="TH SarabunPSK" w:hint="cs"/>
-          <w:b/>
-          <w:bCs/>
-          <w:sz w:val="28"/>
+          <w:sz w:val="32"/>
+          <w:szCs w:val="32"/>
           <w:cs/>
         </w:rPr>
         <w:t>เรียน</w:t>
@@ -639,7 +661,8 @@
       <w:r>
         <w:rPr>
           <w:rFonts w:ascii="TH SarabunPSK" w:hAnsi="TH SarabunPSK" w:cs="TH SarabunPSK" w:hint="cs"/>
-          <w:sz w:val="28"/>
+          <w:sz w:val="32"/>
+          <w:szCs w:val="32"/>
           <w:cs/>
         </w:rPr>
         <w:t xml:space="preserve"> เลขานุการคณะกรรมการดำเนินการโครงการปริญญาตรี สาขาเทคโนโลยีสารสนเทศ </w:t>
@@ -647,7 +670,8 @@
       <w:r>
         <w:rPr>
           <w:rFonts w:ascii="TH SarabunPSK" w:hAnsi="TH SarabunPSK" w:cs="TH SarabunPSK"/>
-          <w:sz w:val="28"/>
+          <w:sz w:val="32"/>
+          <w:szCs w:val="32"/>
           <w:lang w:val="af-ZA"/>
         </w:rPr>
         <w:t>(</w:t>
@@ -655,7 +679,8 @@
       <w:r>
         <w:rPr>
           <w:rFonts w:ascii="TH SarabunPSK" w:hAnsi="TH SarabunPSK" w:cs="TH SarabunPSK"/>
-          <w:sz w:val="28"/>
+          <w:sz w:val="32"/>
+          <w:szCs w:val="32"/>
           <w:lang w:val="af-ZA"/>
         </w:rPr>
         <w:t>{program}</w:t>
@@ -663,7 +688,8 @@
       <w:r>
         <w:rPr>
           <w:rFonts w:ascii="TH SarabunPSK" w:hAnsi="TH SarabunPSK" w:cs="TH SarabunPSK"/>
-          <w:sz w:val="28"/>
+          <w:sz w:val="32"/>
+          <w:szCs w:val="32"/>
           <w:lang w:val="af-ZA"/>
         </w:rPr>
         <w:t>)</w:t>
@@ -672,26 +698,31 @@
     <w:p>
       <w:pPr>
         <w:ind w:left="1440"/>
-        <w:jc w:val="right"/>
-        <w:rPr>
-          <w:rFonts w:ascii="TH SarabunPSK" w:hAnsi="TH SarabunPSK" w:cs="TH SarabunPSK"/>
-          <w:sz w:val="28"/>
+        <w:jc w:val="thaiDistribute"/>
+        <w:rPr>
+          <w:rFonts w:ascii="TH SarabunPSK" w:hAnsi="TH SarabunPSK" w:cs="TH SarabunPSK"/>
+          <w:sz w:val="32"/>
+          <w:szCs w:val="32"/>
           <w:lang w:val="af-ZA"/>
         </w:rPr>
       </w:pPr>
     </w:p>
     <w:p>
       <w:pPr>
-        <w:ind w:left="1440"/>
-        <w:rPr>
-          <w:rFonts w:ascii="TH SarabunPSK" w:hAnsi="TH SarabunPSK" w:cs="TH SarabunPSK"/>
-          <w:sz w:val="28"/>
+        <w:spacing w:after="0" w:line="240" w:lineRule="auto"/>
+        <w:ind w:left="720" w:firstLine="720"/>
+        <w:jc w:val="both"/>
+        <w:rPr>
+          <w:rFonts w:ascii="TH SarabunPSK" w:hAnsi="TH SarabunPSK" w:cs="TH SarabunPSK"/>
+          <w:sz w:val="32"/>
+          <w:szCs w:val="32"/>
         </w:rPr>
       </w:pPr>
       <w:r>
         <w:rPr>
           <w:rFonts w:ascii="TH SarabunPSK" w:hAnsi="TH SarabunPSK" w:cs="TH SarabunPSK" w:hint="cs"/>
-          <w:sz w:val="28"/>
+          <w:sz w:val="32"/>
+          <w:szCs w:val="32"/>
           <w:cs/>
         </w:rPr>
         <w:t>ข้าพเจ้า</w:t>
@@ -699,17 +730,19 @@
       <w:r>
         <w:rPr>
           <w:rFonts w:ascii="TH SarabunPSK" w:hAnsi="TH SarabunPSK" w:cs="TH SarabunPSK" w:hint="cs"/>
-          <w:sz w:val="28"/>
-          <w:u w:val="dotted"/>
-          <w:cs/>
-          <w:lang w:val="af-ZA"/>
-        </w:rPr>
-        <w:t xml:space="preserve">                  </w:t>
-      </w:r>
-      <w:r>
-        <w:rPr>
-          <w:rFonts w:ascii="TH SarabunPSK" w:hAnsi="TH SarabunPSK" w:cs="TH SarabunPSK"/>
-          <w:sz w:val="28"/>
+          <w:sz w:val="32"/>
+          <w:szCs w:val="32"/>
+          <w:u w:val="dotted"/>
+          <w:cs/>
+          <w:lang w:val="af-ZA"/>
+        </w:rPr>
+        <w:t xml:space="preserve">              </w:t>
+      </w:r>
+      <w:r>
+        <w:rPr>
+          <w:rFonts w:ascii="TH SarabunPSK" w:hAnsi="TH SarabunPSK" w:cs="TH SarabunPSK"/>
+          <w:sz w:val="32"/>
+          <w:szCs w:val="32"/>
           <w:u w:val="dotted"/>
           <w:lang w:val="af-ZA"/>
         </w:rPr>
@@ -718,7 +751,8 @@
       <w:r>
         <w:rPr>
           <w:rFonts w:ascii="TH SarabunPSK" w:hAnsi="TH SarabunPSK" w:cs="TH SarabunPSK"/>
-          <w:sz w:val="28"/>
+          <w:sz w:val="32"/>
+          <w:szCs w:val="32"/>
           <w:u w:val="dotted"/>
           <w:lang w:val="af-ZA"/>
         </w:rPr>
@@ -727,7 +761,8 @@
       <w:r>
         <w:rPr>
           <w:rFonts w:ascii="TH SarabunPSK" w:hAnsi="TH SarabunPSK" w:cs="TH SarabunPSK"/>
-          <w:sz w:val="28"/>
+          <w:sz w:val="32"/>
+          <w:szCs w:val="32"/>
           <w:u w:val="dotted"/>
           <w:lang w:val="af-ZA"/>
         </w:rPr>
@@ -736,7 +771,8 @@
       <w:r>
         <w:rPr>
           <w:rFonts w:ascii="TH SarabunPSK" w:hAnsi="TH SarabunPSK" w:cs="TH SarabunPSK"/>
-          <w:sz w:val="28"/>
+          <w:sz w:val="32"/>
+          <w:szCs w:val="32"/>
           <w:u w:val="dotted"/>
           <w:lang w:val="af-ZA"/>
         </w:rPr>
@@ -745,7 +781,8 @@
       <w:r>
         <w:rPr>
           <w:rFonts w:ascii="TH SarabunPSK" w:hAnsi="TH SarabunPSK" w:cs="TH SarabunPSK" w:hint="cs"/>
-          <w:sz w:val="28"/>
+          <w:sz w:val="32"/>
+          <w:szCs w:val="32"/>
           <w:u w:val="dotted"/>
           <w:cs/>
           <w:lang w:val="af-ZA"/>
@@ -755,7 +792,8 @@
       <w:r>
         <w:rPr>
           <w:rFonts w:ascii="TH SarabunPSK" w:hAnsi="TH SarabunPSK" w:cs="TH SarabunPSK" w:hint="cs"/>
-          <w:sz w:val="28"/>
+          <w:sz w:val="32"/>
+          <w:szCs w:val="32"/>
           <w:cs/>
         </w:rPr>
         <w:t>ตำแหน่ง</w:t>
@@ -763,16 +801,60 @@
       <w:r>
         <w:rPr>
           <w:rFonts w:ascii="TH SarabunPSK" w:hAnsi="TH SarabunPSK" w:cs="TH SarabunPSK"/>
-          <w:sz w:val="28"/>
-          <w:u w:val="dotted"/>
-          <w:lang w:val="af-ZA"/>
-        </w:rPr>
-        <w:t xml:space="preserve">               </w:t>
-      </w:r>
-      <w:r>
-        <w:rPr>
-          <w:rFonts w:ascii="TH SarabunPSK" w:hAnsi="TH SarabunPSK" w:cs="TH SarabunPSK"/>
-          <w:sz w:val="28"/>
+          <w:sz w:val="32"/>
+          <w:szCs w:val="32"/>
+          <w:u w:val="dotted"/>
+          <w:lang w:val="af-ZA"/>
+        </w:rPr>
+        <w:t xml:space="preserve">     </w:t>
+      </w:r>
+      <w:bookmarkStart w:id="0" w:name="_Hlk212973771"/>
+      <w:r>
+        <w:rPr>
+          <w:rFonts w:ascii="TH SarabunPSK" w:hAnsi="TH SarabunPSK" w:cs="TH SarabunPSK"/>
+          <w:sz w:val="32"/>
+          <w:szCs w:val="32"/>
+          <w:u w:val="dotted"/>
+          <w:lang w:val="af-ZA"/>
+        </w:rPr>
+        <w:t xml:space="preserve">      </w:t>
+      </w:r>
+      <w:r>
+        <w:rPr>
+          <w:rFonts w:ascii="TH SarabunPSK" w:hAnsi="TH SarabunPSK" w:cs="TH SarabunPSK"/>
+          <w:sz w:val="32"/>
+          <w:szCs w:val="32"/>
+          <w:u w:val="dotted"/>
+          <w:lang w:val="af-ZA"/>
+        </w:rPr>
+        <w:t xml:space="preserve">     </w:t>
+      </w:r>
+      <w:r>
+        <w:rPr>
+          <w:rFonts w:ascii="TH SarabunPSK" w:hAnsi="TH SarabunPSK" w:cs="TH SarabunPSK"/>
+          <w:sz w:val="32"/>
+          <w:szCs w:val="32"/>
+          <w:u w:val="dotted"/>
+          <w:lang w:val="af-ZA"/>
+        </w:rPr>
+        <w:t xml:space="preserve"> </w:t>
+      </w:r>
+      <w:bookmarkEnd w:id="0"/>
+      <w:r>
+        <w:rPr>
+          <w:rFonts w:ascii="TH SarabunPSK" w:hAnsi="TH SarabunPSK" w:cs="TH SarabunPSK"/>
+          <w:sz w:val="32"/>
+          <w:szCs w:val="32"/>
+          <w:u w:val="dotted"/>
+          <w:lang w:val="af-ZA"/>
+        </w:rPr>
+        <w:t xml:space="preserve">   </w:t>
+      </w:r>
+      <w:r>
+        <w:rPr>
+          <w:rFonts w:ascii="TH SarabunPSK" w:hAnsi="TH SarabunPSK" w:cs="TH SarabunPSK"/>
+          <w:sz w:val="32"/>
+          <w:szCs w:val="32"/>
           <w:u w:val="dotted"/>
           <w:lang w:val="af-ZA"/>
         </w:rPr>
@@ -780,597 +862,763 @@
       </w:r>
       <w:r>
         <w:rPr>
-          <w:rFonts w:ascii="TH SarabunPSK" w:hAnsi="TH SarabunPSK" w:cs="TH SarabunPSK" w:hint="cs"/>
-          <w:sz w:val="28"/>
-          <w:u w:val="dotted"/>
-          <w:cs/>
-          <w:lang w:val="af-ZA"/>
-        </w:rPr>
-        <w:t xml:space="preserve">         </w:t>
-      </w:r>
-      <w:r>
-        <w:rPr>
-          <w:rFonts w:ascii="TH SarabunPSK" w:hAnsi="TH SarabunPSK" w:cs="TH SarabunPSK"/>
-          <w:sz w:val="28"/>
-          <w:u w:val="dotted"/>
-          <w:lang w:val="af-ZA"/>
+          <w:rFonts w:ascii="TH SarabunPSK" w:hAnsi="TH SarabunPSK" w:cs="TH SarabunPSK"/>
+          <w:sz w:val="32"/>
+          <w:szCs w:val="32"/>
+          <w:u w:val="dotted"/>
+          <w:lang w:val="af-ZA"/>
+        </w:rPr>
+        <w:t xml:space="preserve">            .</w:t>
+      </w:r>
+      <w:r>
+        <w:rPr>
+          <w:rFonts w:ascii="TH SarabunPSK" w:hAnsi="TH SarabunPSK" w:cs="TH SarabunPSK"/>
+          <w:sz w:val="32"/>
+          <w:szCs w:val="32"/>
+          <w:u w:val="dotted"/>
+          <w:cs/>
+          <w:lang w:val="af-ZA"/>
+        </w:rPr>
+        <w:t xml:space="preserve">        </w:t>
+      </w:r>
+      <w:r>
+        <w:rPr>
+          <w:rFonts w:ascii="TH SarabunPSK" w:hAnsi="TH SarabunPSK" w:cs="TH SarabunPSK"/>
+          <w:sz w:val="32"/>
+          <w:szCs w:val="32"/>
+          <w:u w:val="dotted"/>
+          <w:cs/>
+          <w:lang w:val="af-ZA"/>
+        </w:rPr>
+        <w:t xml:space="preserve">     </w:t>
+      </w:r>
+      <w:r>
+        <w:rPr>
+          <w:rFonts w:ascii="TH SarabunPSK" w:hAnsi="TH SarabunPSK" w:cs="TH SarabunPSK"/>
+          <w:sz w:val="32"/>
+          <w:szCs w:val="32"/>
+          <w:u w:val="dotted"/>
+          <w:cs/>
+          <w:lang w:val="af-ZA"/>
+        </w:rPr>
+        <w:t xml:space="preserve">    </w:t>
+      </w:r>
+      <w:r>
+        <w:rPr>
+          <w:rFonts w:ascii="TH SarabunPSK" w:hAnsi="TH SarabunPSK" w:cs="TH SarabunPSK"/>
+          <w:sz w:val="32"/>
+          <w:szCs w:val="32"/>
+          <w:u w:val="dotted"/>
+          <w:lang w:val="af-ZA"/>
+        </w:rPr>
+        <w:t xml:space="preserve">           </w:t>
+      </w:r>
+      <w:r>
+        <w:rPr>
+          <w:rFonts w:ascii="TH SarabunPSK" w:hAnsi="TH SarabunPSK" w:cs="TH SarabunPSK"/>
+          <w:sz w:val="32"/>
+          <w:szCs w:val="32"/>
+          <w:cs/>
+        </w:rPr>
+        <w:br/>
+      </w:r>
+      <w:r>
+        <w:rPr>
+          <w:rFonts w:ascii="TH SarabunPSK" w:hAnsi="TH SarabunPSK" w:cs="TH SarabunPSK" w:hint="cs"/>
+          <w:sz w:val="32"/>
+          <w:szCs w:val="32"/>
+          <w:cs/>
+        </w:rPr>
+        <w:t>สังกัดภาควิชา</w:t>
+      </w:r>
+      <w:r>
+        <w:rPr>
+          <w:rFonts w:ascii="TH SarabunPSK" w:hAnsi="TH SarabunPSK" w:cs="TH SarabunPSK"/>
+          <w:sz w:val="32"/>
+          <w:szCs w:val="32"/>
+          <w:u w:val="dotted"/>
+          <w:lang w:val="af-ZA"/>
+        </w:rPr>
+        <w:t xml:space="preserve">           {department}          </w:t>
+      </w:r>
+      <w:r>
+        <w:rPr>
+          <w:rFonts w:ascii="TH SarabunPSK" w:hAnsi="TH SarabunPSK" w:cs="TH SarabunPSK" w:hint="cs"/>
+          <w:sz w:val="32"/>
+          <w:szCs w:val="32"/>
+          <w:cs/>
+        </w:rPr>
+        <w:t>เป็นอาจารย์สอนวิชา</w:t>
+      </w:r>
+      <w:r>
+        <w:rPr>
+          <w:rFonts w:ascii="TH SarabunPSK" w:hAnsi="TH SarabunPSK" w:cs="TH SarabunPSK"/>
+          <w:sz w:val="32"/>
+          <w:szCs w:val="32"/>
+          <w:u w:val="dotted"/>
+          <w:lang w:val="af-ZA"/>
+        </w:rPr>
+        <w:t xml:space="preserve">         {subjectName}</w:t>
+      </w:r>
+      <w:r>
+        <w:rPr>
+          <w:rFonts w:ascii="TH SarabunPSK" w:hAnsi="TH SarabunPSK" w:cs="TH SarabunPSK"/>
+          <w:sz w:val="32"/>
+          <w:szCs w:val="32"/>
+          <w:u w:val="dotted"/>
+          <w:cs/>
+          <w:lang w:val="af-ZA"/>
+        </w:rPr>
+        <w:t xml:space="preserve">      </w:t>
+      </w:r>
+      <w:r>
+        <w:rPr>
+          <w:rFonts w:ascii="TH SarabunPSK" w:hAnsi="TH SarabunPSK" w:cs="TH SarabunPSK"/>
+          <w:sz w:val="32"/>
+          <w:szCs w:val="32"/>
+          <w:u w:val="dotted"/>
+          <w:cs/>
+          <w:lang w:val="af-ZA"/>
+        </w:rPr>
+        <w:t xml:space="preserve">                    </w:t>
+      </w:r>
+      <w:r>
+        <w:rPr>
+          <w:rFonts w:ascii="TH SarabunPSK" w:hAnsi="TH SarabunPSK" w:cs="TH SarabunPSK"/>
+          <w:sz w:val="32"/>
+          <w:szCs w:val="32"/>
+          <w:u w:val="dotted"/>
+          <w:cs/>
+          <w:lang w:val="af-ZA"/>
+        </w:rPr>
+        <w:t xml:space="preserve">   </w:t>
+      </w:r>
+      <w:r>
+        <w:rPr>
+          <w:rFonts w:ascii="TH SarabunPSK" w:hAnsi="TH SarabunPSK" w:cs="TH SarabunPSK"/>
+          <w:sz w:val="32"/>
+          <w:szCs w:val="32"/>
+          <w:u w:val="dotted"/>
+        </w:rPr>
+        <w:t>.</w:t>
+      </w:r>
+      <w:r>
+        <w:rPr>
+          <w:rFonts w:ascii="TH SarabunPSK" w:hAnsi="TH SarabunPSK" w:cs="TH SarabunPSK" w:hint="cs"/>
+          <w:sz w:val="32"/>
+          <w:szCs w:val="32"/>
+          <w:cs/>
+        </w:rPr>
+        <w:t xml:space="preserve">หมู่บรรยาย </w:t>
+      </w:r>
+      <w:r>
+        <w:rPr>
+          <w:rFonts w:ascii="TH SarabunPSK" w:hAnsi="TH SarabunPSK" w:cs="TH SarabunPSK" w:hint="cs"/>
+          <w:sz w:val="32"/>
+          <w:szCs w:val="32"/>
+          <w:u w:val="dotted"/>
+          <w:cs/>
+        </w:rPr>
+        <w:t xml:space="preserve">        </w:t>
+      </w:r>
+      <w:r>
+        <w:rPr>
+          <w:rFonts w:ascii="TH SarabunPSK" w:hAnsi="TH SarabunPSK" w:cs="TH SarabunPSK"/>
+          <w:sz w:val="32"/>
+          <w:szCs w:val="32"/>
+          <w:u w:val="dotted"/>
+          <w:lang w:val="af-ZA"/>
+        </w:rPr>
+        <w:t>{lectureId}</w:t>
+      </w:r>
+      <w:r>
+        <w:rPr>
+          <w:rFonts w:ascii="TH SarabunPSK" w:hAnsi="TH SarabunPSK" w:cs="TH SarabunPSK" w:hint="cs"/>
+          <w:sz w:val="32"/>
+          <w:szCs w:val="32"/>
+          <w:u w:val="dotted"/>
+          <w:cs/>
+          <w:lang w:val="af-ZA"/>
+        </w:rPr>
+        <w:t xml:space="preserve">       </w:t>
+      </w:r>
+      <w:r>
+        <w:rPr>
+          <w:rFonts w:ascii="TH SarabunPSK" w:hAnsi="TH SarabunPSK" w:cs="TH SarabunPSK" w:hint="cs"/>
+          <w:sz w:val="32"/>
+          <w:szCs w:val="32"/>
+          <w:cs/>
+        </w:rPr>
+        <w:t>และหมู่ปฏิบัติการ</w:t>
+      </w:r>
+      <w:r>
+        <w:rPr>
+          <w:rFonts w:ascii="TH SarabunPSK" w:hAnsi="TH SarabunPSK" w:cs="TH SarabunPSK"/>
+          <w:sz w:val="32"/>
+          <w:szCs w:val="32"/>
+          <w:u w:val="dotted"/>
+          <w:lang w:val="af-ZA"/>
+        </w:rPr>
+        <w:t xml:space="preserve">      {labId}      </w:t>
+      </w:r>
+      <w:r>
+        <w:rPr>
+          <w:rFonts w:ascii="TH SarabunPSK" w:hAnsi="TH SarabunPSK" w:cs="TH SarabunPSK" w:hint="cs"/>
+          <w:sz w:val="32"/>
+          <w:szCs w:val="32"/>
+          <w:cs/>
+        </w:rPr>
+        <w:t>ให้กับนิสิตในโครงการปริญญาตรีสาข</w:t>
+      </w:r>
+      <w:r>
+        <w:rPr>
+          <w:rFonts w:ascii="TH SarabunPSK" w:hAnsi="TH SarabunPSK" w:cs="TH SarabunPSK" w:hint="cs"/>
+          <w:sz w:val="32"/>
+          <w:szCs w:val="32"/>
+          <w:cs/>
+        </w:rPr>
+        <w:t>าเทคโน</w:t>
+      </w:r>
+      <w:r>
+        <w:rPr>
+          <w:rFonts w:ascii="TH SarabunPSK" w:hAnsi="TH SarabunPSK" w:cs="TH SarabunPSK" w:hint="cs"/>
+          <w:sz w:val="32"/>
+          <w:szCs w:val="32"/>
+          <w:cs/>
+        </w:rPr>
+        <w:t>โลยี</w:t>
+      </w:r>
+      <w:r>
+        <w:rPr>
+          <w:rFonts w:ascii="TH SarabunPSK" w:hAnsi="TH SarabunPSK" w:cs="TH SarabunPSK" w:hint="cs"/>
+          <w:sz w:val="32"/>
+          <w:szCs w:val="32"/>
+          <w:cs/>
         </w:rPr>
         <w:t xml:space="preserve">  </w:t>
       </w:r>
       <w:r>
         <w:rPr>
-          <w:rFonts w:ascii="TH SarabunPSK" w:hAnsi="TH SarabunPSK" w:cs="TH SarabunPSK"/>
-          <w:sz w:val="28"/>
-          <w:u w:val="dotted"/>
-        </w:rPr>
-        <w:t>.</w:t>
+          <w:rFonts w:ascii="TH SarabunPSK" w:hAnsi="TH SarabunPSK" w:cs="TH SarabunPSK" w:hint="cs"/>
+          <w:sz w:val="32"/>
+          <w:szCs w:val="32"/>
+          <w:cs/>
+        </w:rPr>
+        <w:t xml:space="preserve">สารสนเทศ </w:t>
+      </w:r>
+      <w:r>
+        <w:rPr>
+          <w:rFonts w:ascii="TH SarabunPSK" w:hAnsi="TH SarabunPSK" w:cs="TH SarabunPSK"/>
+          <w:sz w:val="32"/>
+          <w:szCs w:val="32"/>
+        </w:rPr>
+        <w:t>{program}</w:t>
+      </w:r>
+      <w:r>
+        <w:rPr>
+          <w:rFonts w:ascii="TH SarabunPSK" w:hAnsi="TH SarabunPSK" w:cs="TH SarabunPSK" w:hint="cs"/>
+          <w:sz w:val="32"/>
+          <w:szCs w:val="32"/>
+          <w:cs/>
+        </w:rPr>
+        <w:t xml:space="preserve"> มีความประสงค์ขอสอนชดเชยวิชาดังกล่าว</w:t>
       </w:r>
     </w:p>
     <w:p>
       <w:pPr>
-        <w:ind w:left="720"/>
+        <w:ind w:left="720" w:firstLine="720"/>
+        <w:rPr>
+          <w:rFonts w:ascii="TH SarabunPSK" w:hAnsi="TH SarabunPSK" w:cs="TH SarabunPSK"/>
+          <w:sz w:val="32"/>
+          <w:szCs w:val="32"/>
+          <w:lang w:val="af-ZA"/>
+        </w:rPr>
+      </w:pPr>
+      <w:r>
+        <w:rPr>
+          <w:rFonts w:ascii="TH SarabunPSK" w:hAnsi="TH SarabunPSK" w:cs="TH SarabunPSK" w:hint="cs"/>
+          <w:sz w:val="32"/>
+          <w:szCs w:val="32"/>
+          <w:cs/>
+        </w:rPr>
+        <w:t>จากเดิม</w:t>
+      </w:r>
+      <w:r>
+        <w:rPr>
+          <w:rFonts w:ascii="TH SarabunPSK" w:hAnsi="TH SarabunPSK" w:cs="TH SarabunPSK"/>
+          <w:sz w:val="32"/>
+          <w:szCs w:val="32"/>
+        </w:rPr>
+        <w:t xml:space="preserve"> {#compensation}</w:t>
+      </w:r>
+      <w:r>
+        <w:rPr>
+          <w:rFonts w:ascii="TH SarabunPSK" w:hAnsi="TH SarabunPSK" w:cs="TH SarabunPSK" w:hint="cs"/>
+          <w:sz w:val="32"/>
+          <w:szCs w:val="32"/>
+          <w:cs/>
+        </w:rPr>
+        <w:t xml:space="preserve"> </w:t>
+      </w:r>
+      <w:r>
+        <w:rPr>
+          <w:rFonts w:ascii="TH SarabunPSK" w:hAnsi="TH SarabunPSK" w:cs="TH SarabunPSK"/>
+          <w:sz w:val="32"/>
+          <w:szCs w:val="32"/>
+          <w:cs/>
+        </w:rPr>
+        <w:t xml:space="preserve">วันที่ </w:t>
+      </w:r>
+      <w:r>
+        <w:rPr>
+          <w:rFonts w:ascii="TH SarabunPSK" w:hAnsi="TH SarabunPSK" w:cs="TH SarabunPSK"/>
+          <w:sz w:val="32"/>
+          <w:szCs w:val="32"/>
+        </w:rPr>
+        <w:t>{</w:t>
+      </w:r>
+      <w:proofErr w:type="spellStart"/>
+      <w:r>
+        <w:rPr>
+          <w:rFonts w:ascii="TH SarabunPSK" w:hAnsi="TH SarabunPSK" w:cs="TH SarabunPSK"/>
+          <w:sz w:val="32"/>
+          <w:szCs w:val="32"/>
+        </w:rPr>
+        <w:t>previousDate</w:t>
+      </w:r>
+      <w:proofErr w:type="spellEnd"/>
+      <w:r>
+        <w:rPr>
+          <w:rFonts w:ascii="TH SarabunPSK" w:hAnsi="TH SarabunPSK" w:cs="TH SarabunPSK"/>
+          <w:sz w:val="32"/>
+          <w:szCs w:val="32"/>
+        </w:rPr>
+        <w:t>}</w:t>
+      </w:r>
+      <w:r>
+        <w:rPr>
+          <w:rFonts w:ascii="TH SarabunPSK" w:hAnsi="TH SarabunPSK" w:cs="TH SarabunPSK" w:hint="cs"/>
+          <w:sz w:val="32"/>
+          <w:szCs w:val="32"/>
+          <w:cs/>
+        </w:rPr>
+        <w:t xml:space="preserve"> </w:t>
+      </w:r>
+      <w:r>
+        <w:rPr>
+          <w:rFonts w:ascii="TH SarabunPSK" w:hAnsi="TH SarabunPSK" w:cs="TH SarabunPSK"/>
+          <w:sz w:val="32"/>
+          <w:szCs w:val="32"/>
+          <w:cs/>
+        </w:rPr>
+        <w:t xml:space="preserve">เวลา </w:t>
+      </w:r>
+      <w:r>
+        <w:rPr>
+          <w:rFonts w:ascii="TH SarabunPSK" w:hAnsi="TH SarabunPSK" w:cs="TH SarabunPSK"/>
+          <w:sz w:val="32"/>
+          <w:szCs w:val="32"/>
+        </w:rPr>
+        <w:t>{</w:t>
+      </w:r>
+      <w:proofErr w:type="spellStart"/>
+      <w:r>
+        <w:rPr>
+          <w:rFonts w:ascii="TH SarabunPSK" w:hAnsi="TH SarabunPSK" w:cs="TH SarabunPSK"/>
+          <w:sz w:val="32"/>
+          <w:szCs w:val="32"/>
+        </w:rPr>
+        <w:t>previousTime</w:t>
+      </w:r>
+      <w:proofErr w:type="spellEnd"/>
+      <w:r>
+        <w:rPr>
+          <w:rFonts w:ascii="TH SarabunPSK" w:hAnsi="TH SarabunPSK" w:cs="TH SarabunPSK"/>
+          <w:sz w:val="32"/>
+          <w:szCs w:val="32"/>
+        </w:rPr>
+        <w:t>}</w:t>
+      </w:r>
+      <w:r>
+        <w:rPr>
+          <w:rFonts w:ascii="TH SarabunPSK" w:hAnsi="TH SarabunPSK" w:cs="TH SarabunPSK" w:hint="cs"/>
+          <w:sz w:val="32"/>
+          <w:szCs w:val="32"/>
+          <w:cs/>
+        </w:rPr>
+        <w:t xml:space="preserve"> </w:t>
+      </w:r>
+      <w:r>
+        <w:rPr>
+          <w:rFonts w:ascii="TH SarabunPSK" w:hAnsi="TH SarabunPSK" w:cs="TH SarabunPSK"/>
+          <w:sz w:val="32"/>
+          <w:szCs w:val="32"/>
+          <w:cs/>
+        </w:rPr>
+        <w:t>ชดเชยเป็น</w:t>
+      </w:r>
+      <w:r>
+        <w:rPr>
+          <w:rFonts w:ascii="TH SarabunPSK" w:hAnsi="TH SarabunPSK" w:cs="TH SarabunPSK" w:hint="cs"/>
+          <w:sz w:val="32"/>
+          <w:szCs w:val="32"/>
+          <w:cs/>
+        </w:rPr>
+        <w:t xml:space="preserve"> </w:t>
+      </w:r>
+      <w:r>
+        <w:rPr>
+          <w:rFonts w:ascii="TH SarabunPSK" w:hAnsi="TH SarabunPSK" w:cs="TH SarabunPSK"/>
+          <w:sz w:val="32"/>
+          <w:szCs w:val="32"/>
+        </w:rPr>
+        <w:t>{</w:t>
+      </w:r>
+      <w:proofErr w:type="spellStart"/>
+      <w:r>
+        <w:rPr>
+          <w:rFonts w:ascii="TH SarabunPSK" w:hAnsi="TH SarabunPSK" w:cs="TH SarabunPSK"/>
+          <w:sz w:val="32"/>
+          <w:szCs w:val="32"/>
+        </w:rPr>
+        <w:t>newDate</w:t>
+      </w:r>
+      <w:proofErr w:type="spellEnd"/>
+      <w:r>
+        <w:rPr>
+          <w:rFonts w:ascii="TH SarabunPSK" w:hAnsi="TH SarabunPSK" w:cs="TH SarabunPSK"/>
+          <w:sz w:val="32"/>
+          <w:szCs w:val="32"/>
+        </w:rPr>
+        <w:t xml:space="preserve">} </w:t>
+      </w:r>
+      <w:r>
+        <w:rPr>
+          <w:rFonts w:ascii="TH SarabunPSK" w:hAnsi="TH SarabunPSK" w:cs="TH SarabunPSK"/>
+          <w:sz w:val="32"/>
+          <w:szCs w:val="32"/>
+          <w:cs/>
+        </w:rPr>
+        <w:t>เวลา</w:t>
+      </w:r>
+      <w:r>
+        <w:rPr>
+          <w:rFonts w:ascii="TH SarabunPSK" w:hAnsi="TH SarabunPSK" w:cs="TH SarabunPSK" w:hint="cs"/>
+          <w:sz w:val="32"/>
+          <w:szCs w:val="32"/>
+          <w:cs/>
+        </w:rPr>
+        <w:t xml:space="preserve"> </w:t>
+      </w:r>
+      <w:r>
+        <w:rPr>
+          <w:rFonts w:ascii="TH SarabunPSK" w:hAnsi="TH SarabunPSK" w:cs="TH SarabunPSK"/>
+          <w:sz w:val="32"/>
+          <w:szCs w:val="32"/>
+        </w:rPr>
+        <w:t>{</w:t>
+      </w:r>
+      <w:proofErr w:type="spellStart"/>
+      <w:r>
+        <w:rPr>
+          <w:rFonts w:ascii="TH SarabunPSK" w:hAnsi="TH SarabunPSK" w:cs="TH SarabunPSK"/>
+          <w:sz w:val="32"/>
+          <w:szCs w:val="32"/>
+        </w:rPr>
+        <w:t>newTime</w:t>
+      </w:r>
+      <w:proofErr w:type="spellEnd"/>
+      <w:r>
+        <w:rPr>
+          <w:rFonts w:ascii="TH SarabunPSK" w:hAnsi="TH SarabunPSK" w:cs="TH SarabunPSK"/>
+          <w:sz w:val="32"/>
+          <w:szCs w:val="32"/>
+        </w:rPr>
+        <w:t>} . {/compensation}</w:t>
+      </w:r>
+      <w:r>
+        <w:rPr>
+          <w:rFonts w:ascii="TH SarabunPSK" w:hAnsi="TH SarabunPSK" w:cs="TH SarabunPSK"/>
+          <w:sz w:val="26"/>
+          <w:szCs w:val="26"/>
+        </w:rPr>
+        <w:tab/>
+      </w:r>
+      <w:r>
+        <w:rPr>
+          <w:rFonts w:ascii="TH SarabunPSK" w:hAnsi="TH SarabunPSK" w:cs="TH SarabunPSK"/>
+          <w:sz w:val="26"/>
+          <w:szCs w:val="26"/>
+        </w:rPr>
+        <w:tab/>
+        <w:t xml:space="preserve">         </w:t>
+      </w:r>
+      <w:r>
         <w:rPr>
           <w:rFonts w:ascii="TH SarabunPSK" w:hAnsi="TH SarabunPSK" w:cs="TH SarabunPSK"/>
           <w:sz w:val="28"/>
-        </w:rPr>
-      </w:pPr>
-      <w:r>
-        <w:rPr>
-          <w:rFonts w:ascii="TH SarabunPSK" w:hAnsi="TH SarabunPSK" w:cs="TH SarabunPSK" w:hint="cs"/>
-          <w:sz w:val="28"/>
-          <w:cs/>
-        </w:rPr>
-        <w:t>สังกัดภาควิชา</w:t>
-      </w:r>
-      <w:r>
-        <w:rPr>
-          <w:rFonts w:ascii="TH SarabunPSK" w:hAnsi="TH SarabunPSK" w:cs="TH SarabunPSK"/>
-          <w:sz w:val="28"/>
-          <w:u w:val="dotted"/>
-          <w:lang w:val="af-ZA"/>
-        </w:rPr>
-        <w:t xml:space="preserve">           </w:t>
-      </w:r>
-      <w:r>
-        <w:rPr>
-          <w:rFonts w:ascii="TH SarabunPSK" w:hAnsi="TH SarabunPSK" w:cs="TH SarabunPSK"/>
-          <w:sz w:val="28"/>
-          <w:u w:val="dotted"/>
-          <w:lang w:val="af-ZA"/>
-        </w:rPr>
-        <w:t>{department}</w:t>
-      </w:r>
-      <w:r>
-        <w:rPr>
-          <w:rFonts w:ascii="TH SarabunPSK" w:hAnsi="TH SarabunPSK" w:cs="TH SarabunPSK"/>
-          <w:sz w:val="28"/>
-          <w:u w:val="dotted"/>
-          <w:lang w:val="af-ZA"/>
-        </w:rPr>
-        <w:t xml:space="preserve">          </w:t>
-      </w:r>
-      <w:r>
-        <w:rPr>
-          <w:rFonts w:ascii="TH SarabunPSK" w:hAnsi="TH SarabunPSK" w:cs="TH SarabunPSK" w:hint="cs"/>
-          <w:sz w:val="28"/>
-          <w:cs/>
-        </w:rPr>
-        <w:t>เป็นอาจารย์สอนวิชา</w:t>
-      </w:r>
-      <w:r>
-        <w:rPr>
-          <w:rFonts w:ascii="TH SarabunPSK" w:hAnsi="TH SarabunPSK" w:cs="TH SarabunPSK"/>
-          <w:sz w:val="28"/>
-          <w:u w:val="dotted"/>
-          <w:lang w:val="af-ZA"/>
-        </w:rPr>
-        <w:t xml:space="preserve">         </w:t>
-      </w:r>
-      <w:r>
-        <w:rPr>
-          <w:rFonts w:ascii="TH SarabunPSK" w:hAnsi="TH SarabunPSK" w:cs="TH SarabunPSK"/>
-          <w:sz w:val="28"/>
-          <w:u w:val="dotted"/>
-          <w:lang w:val="af-ZA"/>
-        </w:rPr>
-        <w:t>{subjectName}</w:t>
-      </w:r>
-      <w:r>
-        <w:rPr>
-          <w:rFonts w:ascii="TH SarabunPSK" w:hAnsi="TH SarabunPSK" w:cs="TH SarabunPSK"/>
-          <w:sz w:val="28"/>
-          <w:u w:val="dotted"/>
-          <w:lang w:val="af-ZA"/>
-        </w:rPr>
-        <w:t xml:space="preserve">         </w:t>
-      </w:r>
-      <w:r>
-        <w:rPr>
-          <w:rFonts w:ascii="TH SarabunPSK" w:hAnsi="TH SarabunPSK" w:cs="TH SarabunPSK" w:hint="cs"/>
-          <w:sz w:val="28"/>
-          <w:u w:val="dotted"/>
-          <w:cs/>
-          <w:lang w:val="af-ZA"/>
-        </w:rPr>
-        <w:t xml:space="preserve"> </w:t>
-      </w:r>
-      <w:r>
-        <w:rPr>
-          <w:rFonts w:ascii="TH SarabunPSK" w:hAnsi="TH SarabunPSK" w:cs="TH SarabunPSK"/>
-          <w:sz w:val="28"/>
-          <w:u w:val="dotted"/>
+          <w:cs/>
+          <w:lang w:val="af-ZA"/>
+        </w:rPr>
+        <w:br/>
+      </w:r>
+      <w:r>
+        <w:rPr>
+          <w:rFonts w:ascii="TH SarabunPSK" w:hAnsi="TH SarabunPSK" w:cs="TH SarabunPSK" w:hint="cs"/>
+          <w:sz w:val="32"/>
+          <w:szCs w:val="32"/>
+          <w:cs/>
+        </w:rPr>
+        <w:t xml:space="preserve">ทั้งนี้เนื่องจาก </w:t>
+      </w:r>
+      <w:r>
+        <w:rPr>
+          <w:rFonts w:ascii="TH SarabunPSK" w:hAnsi="TH SarabunPSK" w:cs="TH SarabunPSK"/>
+          <w:sz w:val="32"/>
+          <w:szCs w:val="32"/>
+          <w:lang w:val="af-ZA"/>
+        </w:rPr>
+        <w:t>(</w:t>
+      </w:r>
+      <w:proofErr w:type="gramStart"/>
+      <w:r>
+        <w:rPr>
+          <w:rFonts w:ascii="TH SarabunPSK" w:hAnsi="TH SarabunPSK" w:cs="TH SarabunPSK" w:hint="cs"/>
+          <w:sz w:val="32"/>
+          <w:szCs w:val="32"/>
+          <w:cs/>
+        </w:rPr>
+        <w:t>โปรดระบุเหตุผลการขอสอนชดเชยในแต่ละครั้ง</w:t>
+      </w:r>
+      <w:r>
+        <w:rPr>
+          <w:rFonts w:ascii="TH SarabunPSK" w:hAnsi="TH SarabunPSK" w:cs="TH SarabunPSK"/>
+          <w:sz w:val="32"/>
+          <w:szCs w:val="32"/>
+          <w:lang w:val="af-ZA"/>
+        </w:rPr>
+        <w:t>)</w:t>
+      </w:r>
+      <w:r>
+        <w:rPr>
+          <w:rFonts w:ascii="TH SarabunPSK" w:hAnsi="TH SarabunPSK" w:cs="TH SarabunPSK"/>
+          <w:sz w:val="32"/>
+          <w:szCs w:val="32"/>
+          <w:u w:val="dotted"/>
+          <w:lang w:val="af-ZA"/>
+        </w:rPr>
+        <w:t xml:space="preserve">   </w:t>
+      </w:r>
+      <w:proofErr w:type="gramEnd"/>
+      <w:r>
+        <w:rPr>
+          <w:rFonts w:ascii="TH SarabunPSK" w:hAnsi="TH SarabunPSK" w:cs="TH SarabunPSK"/>
+          <w:sz w:val="32"/>
+          <w:szCs w:val="32"/>
+          <w:u w:val="dotted"/>
+          <w:lang w:val="af-ZA"/>
+        </w:rPr>
+        <w:t xml:space="preserve">            </w:t>
+      </w:r>
+      <w:r>
+        <w:rPr>
+          <w:rFonts w:ascii="TH SarabunPSK" w:hAnsi="TH SarabunPSK" w:cs="TH SarabunPSK"/>
+          <w:sz w:val="32"/>
+          <w:szCs w:val="32"/>
+          <w:u w:val="dotted"/>
+          <w:lang w:val="af-ZA"/>
+        </w:rPr>
+        <w:t xml:space="preserve">                                             </w:t>
+      </w:r>
+      <w:r>
+        <w:rPr>
+          <w:rFonts w:ascii="TH SarabunPSK" w:hAnsi="TH SarabunPSK" w:cs="TH SarabunPSK"/>
+          <w:sz w:val="32"/>
+          <w:szCs w:val="32"/>
+          <w:u w:val="dotted"/>
+          <w:lang w:val="af-ZA"/>
+        </w:rPr>
+        <w:t xml:space="preserve">  </w:t>
+      </w:r>
+      <w:proofErr w:type="gramStart"/>
+      <w:r>
+        <w:rPr>
+          <w:rFonts w:ascii="TH SarabunPSK" w:hAnsi="TH SarabunPSK" w:cs="TH SarabunPSK"/>
+          <w:sz w:val="32"/>
+          <w:szCs w:val="32"/>
+          <w:u w:val="dotted"/>
+          <w:lang w:val="af-ZA"/>
+        </w:rPr>
+        <w:t xml:space="preserve">  </w:t>
+      </w:r>
+      <w:r>
+        <w:rPr>
+          <w:rFonts w:ascii="TH SarabunPSK" w:hAnsi="TH SarabunPSK" w:cs="TH SarabunPSK"/>
+          <w:sz w:val="32"/>
+          <w:szCs w:val="32"/>
+          <w:lang w:val="af-ZA"/>
         </w:rPr>
         <w:t>.</w:t>
-      </w:r>
-      <w:r>
-        <w:rPr>
-          <w:rFonts w:ascii="TH SarabunPSK" w:hAnsi="TH SarabunPSK" w:cs="TH SarabunPSK"/>
-          <w:sz w:val="28"/>
-          <w:lang w:val="af-ZA"/>
-        </w:rPr>
-        <w:br/>
-      </w:r>
-      <w:r>
-        <w:rPr>
-          <w:rFonts w:ascii="TH SarabunPSK" w:hAnsi="TH SarabunPSK" w:cs="TH SarabunPSK" w:hint="cs"/>
-          <w:sz w:val="28"/>
-          <w:cs/>
-        </w:rPr>
-        <w:t>หมู่บรรยา</w:t>
-      </w:r>
-      <w:r>
-        <w:rPr>
-          <w:rFonts w:ascii="TH SarabunPSK" w:hAnsi="TH SarabunPSK" w:cs="TH SarabunPSK" w:hint="cs"/>
-          <w:sz w:val="28"/>
-          <w:cs/>
-        </w:rPr>
-        <w:t xml:space="preserve">ย </w:t>
-      </w:r>
-      <w:r>
-        <w:rPr>
-          <w:rFonts w:ascii="TH SarabunPSK" w:hAnsi="TH SarabunPSK" w:cs="TH SarabunPSK" w:hint="cs"/>
-          <w:sz w:val="28"/>
-          <w:u w:val="dotted"/>
-          <w:cs/>
-        </w:rPr>
-        <w:t xml:space="preserve">        </w:t>
-      </w:r>
-      <w:r>
-        <w:rPr>
-          <w:rFonts w:ascii="TH SarabunPSK" w:hAnsi="TH SarabunPSK" w:cs="TH SarabunPSK"/>
-          <w:sz w:val="28"/>
-          <w:u w:val="dotted"/>
-          <w:lang w:val="af-ZA"/>
-        </w:rPr>
-        <w:t>{lectureId}</w:t>
-      </w:r>
-      <w:r>
-        <w:rPr>
-          <w:rFonts w:ascii="TH SarabunPSK" w:hAnsi="TH SarabunPSK" w:cs="TH SarabunPSK" w:hint="cs"/>
-          <w:sz w:val="28"/>
-          <w:u w:val="dotted"/>
-          <w:cs/>
-          <w:lang w:val="af-ZA"/>
-        </w:rPr>
-        <w:t xml:space="preserve">       </w:t>
-      </w:r>
-      <w:r>
-        <w:rPr>
-          <w:rFonts w:ascii="TH SarabunPSK" w:hAnsi="TH SarabunPSK" w:cs="TH SarabunPSK" w:hint="cs"/>
-          <w:sz w:val="28"/>
-          <w:cs/>
-        </w:rPr>
-        <w:t>และหมู่ปฏิบัติการ</w:t>
-      </w:r>
-      <w:r>
-        <w:rPr>
-          <w:rFonts w:ascii="TH SarabunPSK" w:hAnsi="TH SarabunPSK" w:cs="TH SarabunPSK"/>
-          <w:sz w:val="28"/>
-          <w:u w:val="dotted"/>
-          <w:lang w:val="af-ZA"/>
-        </w:rPr>
-        <w:t xml:space="preserve">      </w:t>
-      </w:r>
-      <w:r>
-        <w:rPr>
-          <w:rFonts w:ascii="TH SarabunPSK" w:hAnsi="TH SarabunPSK" w:cs="TH SarabunPSK"/>
-          <w:sz w:val="28"/>
-          <w:u w:val="dotted"/>
-          <w:lang w:val="af-ZA"/>
-        </w:rPr>
-        <w:t>{labId}</w:t>
-      </w:r>
-      <w:r>
-        <w:rPr>
-          <w:rFonts w:ascii="TH SarabunPSK" w:hAnsi="TH SarabunPSK" w:cs="TH SarabunPSK"/>
-          <w:sz w:val="28"/>
-          <w:u w:val="dotted"/>
-          <w:lang w:val="af-ZA"/>
-        </w:rPr>
-        <w:t xml:space="preserve">      </w:t>
-      </w:r>
-      <w:r>
-        <w:rPr>
-          <w:rFonts w:ascii="TH SarabunPSK" w:hAnsi="TH SarabunPSK" w:cs="TH SarabunPSK" w:hint="cs"/>
-          <w:sz w:val="28"/>
-          <w:cs/>
-        </w:rPr>
-        <w:t>ให้กับนิสิตในโครงการปริญญาตรีสาขาเทคโนโลยีสารสนเทศ</w:t>
-      </w:r>
-      <w:r>
-        <w:rPr>
-          <w:rFonts w:ascii="TH SarabunPSK" w:hAnsi="TH SarabunPSK" w:cs="TH SarabunPSK" w:hint="cs"/>
-          <w:sz w:val="28"/>
-          <w:cs/>
-        </w:rPr>
-        <w:t xml:space="preserve"> </w:t>
-      </w:r>
-      <w:r>
-        <w:rPr>
-          <w:rFonts w:ascii="TH SarabunPSK" w:hAnsi="TH SarabunPSK" w:cs="TH SarabunPSK"/>
-          <w:sz w:val="28"/>
-        </w:rPr>
-        <w:t>{program}</w:t>
-      </w:r>
-      <w:r>
-        <w:rPr>
-          <w:rFonts w:ascii="TH SarabunPSK" w:hAnsi="TH SarabunPSK" w:cs="TH SarabunPSK" w:hint="cs"/>
-          <w:sz w:val="28"/>
-          <w:cs/>
-        </w:rPr>
-        <w:t xml:space="preserve"> มีความประสงค์ขอสอนชดเชยวิชาดังกล่าวจากเดิม</w:t>
-      </w:r>
-      <w:r>
-        <w:rPr>
-          <w:rFonts w:ascii="TH SarabunPSK" w:hAnsi="TH SarabunPSK" w:cs="TH SarabunPSK"/>
-          <w:sz w:val="28"/>
-        </w:rPr>
-        <w:t>{#compensation}</w:t>
-      </w:r>
-    </w:p>
-    <w:p>
-      <w:pPr>
-        <w:ind w:left="720"/>
-        <w:rPr>
-          <w:rFonts w:ascii="TH SarabunPSK" w:hAnsi="TH SarabunPSK" w:cs="TH SarabunPSK"/>
-          <w:sz w:val="28"/>
-        </w:rPr>
-      </w:pPr>
-      <w:r>
-        <w:rPr>
-          <w:rFonts w:ascii="TH SarabunPSK" w:hAnsi="TH SarabunPSK" w:cs="TH SarabunPSK" w:hint="cs"/>
-          <w:sz w:val="28"/>
-          <w:cs/>
-        </w:rPr>
-        <w:t>วันที่</w:t>
-      </w:r>
-      <w:r>
-        <w:rPr>
-          <w:rFonts w:ascii="TH SarabunPSK" w:hAnsi="TH SarabunPSK" w:cs="TH SarabunPSK"/>
-          <w:sz w:val="28"/>
-          <w:u w:val="dotted"/>
-          <w:lang w:val="af-ZA"/>
-        </w:rPr>
-        <w:t xml:space="preserve">     </w:t>
-      </w:r>
-      <w:r>
-        <w:rPr>
-          <w:rFonts w:ascii="TH SarabunPSK" w:hAnsi="TH SarabunPSK" w:cs="TH SarabunPSK"/>
-          <w:sz w:val="28"/>
-          <w:u w:val="dotted"/>
-          <w:lang w:val="af-ZA"/>
-        </w:rPr>
-        <w:t>{</w:t>
-      </w:r>
-      <w:proofErr w:type="spellStart"/>
-      <w:r>
-        <w:rPr>
-          <w:rFonts w:ascii="TH SarabunPSK" w:hAnsi="TH SarabunPSK" w:cs="TH SarabunPSK"/>
-          <w:sz w:val="28"/>
-          <w:u w:val="dotted"/>
-        </w:rPr>
-        <w:t>previousDate</w:t>
-      </w:r>
-      <w:proofErr w:type="spellEnd"/>
-      <w:r>
-        <w:rPr>
-          <w:rFonts w:ascii="TH SarabunPSK" w:hAnsi="TH SarabunPSK" w:cs="TH SarabunPSK"/>
-          <w:sz w:val="28"/>
-          <w:u w:val="dotted"/>
-        </w:rPr>
-        <w:t>}</w:t>
-      </w:r>
-      <w:r>
-        <w:rPr>
-          <w:rFonts w:ascii="TH SarabunPSK" w:hAnsi="TH SarabunPSK" w:cs="TH SarabunPSK"/>
-          <w:sz w:val="28"/>
-          <w:u w:val="dotted"/>
-          <w:lang w:val="af-ZA"/>
-        </w:rPr>
-        <w:t xml:space="preserve">    </w:t>
-      </w:r>
-      <w:r>
-        <w:rPr>
-          <w:rFonts w:ascii="TH SarabunPSK" w:hAnsi="TH SarabunPSK" w:cs="TH SarabunPSK"/>
-          <w:sz w:val="28"/>
-          <w:lang w:val="af-ZA"/>
-        </w:rPr>
-        <w:t xml:space="preserve"> </w:t>
-      </w:r>
-      <w:r>
-        <w:rPr>
-          <w:rFonts w:ascii="TH SarabunPSK" w:hAnsi="TH SarabunPSK" w:cs="TH SarabunPSK" w:hint="cs"/>
-          <w:sz w:val="28"/>
-          <w:cs/>
-        </w:rPr>
-        <w:t>เวลา</w:t>
-      </w:r>
-      <w:r>
-        <w:rPr>
-          <w:rFonts w:ascii="TH SarabunPSK" w:hAnsi="TH SarabunPSK" w:cs="TH SarabunPSK"/>
-          <w:sz w:val="28"/>
-          <w:u w:val="dotted"/>
-          <w:lang w:val="af-ZA"/>
-        </w:rPr>
-        <w:t xml:space="preserve">       </w:t>
-      </w:r>
-      <w:r>
-        <w:rPr>
-          <w:rFonts w:ascii="TH SarabunPSK" w:hAnsi="TH SarabunPSK" w:cs="TH SarabunPSK"/>
-          <w:sz w:val="28"/>
-          <w:u w:val="dotted"/>
-          <w:lang w:val="af-ZA"/>
-        </w:rPr>
-        <w:t>{previousTime}</w:t>
-      </w:r>
-      <w:r>
-        <w:rPr>
-          <w:rFonts w:ascii="TH SarabunPSK" w:hAnsi="TH SarabunPSK" w:cs="TH SarabunPSK"/>
-          <w:sz w:val="28"/>
-          <w:u w:val="dotted"/>
-          <w:lang w:val="af-ZA"/>
-        </w:rPr>
-        <w:t xml:space="preserve">      </w:t>
-      </w:r>
-      <w:r>
-        <w:rPr>
-          <w:rFonts w:ascii="TH SarabunPSK" w:hAnsi="TH SarabunPSK" w:cs="TH SarabunPSK" w:hint="cs"/>
-          <w:sz w:val="28"/>
-          <w:cs/>
-        </w:rPr>
-        <w:t>ชดเชยเป็น</w:t>
-      </w:r>
-      <w:r>
-        <w:rPr>
-          <w:rFonts w:ascii="TH SarabunPSK" w:hAnsi="TH SarabunPSK" w:cs="TH SarabunPSK"/>
-          <w:sz w:val="28"/>
-          <w:u w:val="dotted"/>
-          <w:lang w:val="af-ZA"/>
-        </w:rPr>
-        <w:t xml:space="preserve">      </w:t>
-      </w:r>
-      <w:r>
-        <w:rPr>
-          <w:rFonts w:ascii="TH SarabunPSK" w:hAnsi="TH SarabunPSK" w:cs="TH SarabunPSK"/>
-          <w:sz w:val="28"/>
-          <w:u w:val="dotted"/>
-          <w:lang w:val="af-ZA"/>
-        </w:rPr>
-        <w:t>{newDate}</w:t>
-      </w:r>
-      <w:r>
-        <w:rPr>
-          <w:rFonts w:ascii="TH SarabunPSK" w:hAnsi="TH SarabunPSK" w:cs="TH SarabunPSK"/>
-          <w:sz w:val="28"/>
-          <w:u w:val="dotted"/>
-          <w:lang w:val="af-ZA"/>
-        </w:rPr>
-        <w:t xml:space="preserve">     </w:t>
-      </w:r>
-      <w:r>
-        <w:rPr>
-          <w:rFonts w:ascii="TH SarabunPSK" w:hAnsi="TH SarabunPSK" w:cs="TH SarabunPSK"/>
-          <w:sz w:val="28"/>
-          <w:lang w:val="af-ZA"/>
-        </w:rPr>
-        <w:t xml:space="preserve"> </w:t>
-      </w:r>
-      <w:r>
-        <w:rPr>
-          <w:rFonts w:ascii="TH SarabunPSK" w:hAnsi="TH SarabunPSK" w:cs="TH SarabunPSK" w:hint="cs"/>
-          <w:sz w:val="28"/>
-          <w:cs/>
-        </w:rPr>
-        <w:t>เวลา</w:t>
-      </w:r>
-      <w:r>
-        <w:rPr>
-          <w:rFonts w:ascii="TH SarabunPSK" w:hAnsi="TH SarabunPSK" w:cs="TH SarabunPSK"/>
-          <w:sz w:val="28"/>
-          <w:u w:val="dotted"/>
-          <w:lang w:val="af-ZA"/>
-        </w:rPr>
-        <w:t xml:space="preserve">    </w:t>
-      </w:r>
-      <w:r>
-        <w:rPr>
-          <w:rFonts w:ascii="TH SarabunPSK" w:hAnsi="TH SarabunPSK" w:cs="TH SarabunPSK"/>
-          <w:sz w:val="28"/>
-          <w:u w:val="dotted"/>
-          <w:lang w:val="af-ZA"/>
-        </w:rPr>
-        <w:t>{newTime}</w:t>
-      </w:r>
-      <w:r>
-        <w:rPr>
-          <w:rFonts w:ascii="TH SarabunPSK" w:hAnsi="TH SarabunPSK" w:cs="TH SarabunPSK"/>
-          <w:sz w:val="28"/>
-          <w:u w:val="dotted"/>
-          <w:lang w:val="af-ZA"/>
-        </w:rPr>
-        <w:t xml:space="preserve">     . </w:t>
-      </w:r>
-      <w:r>
-        <w:rPr>
-          <w:rFonts w:ascii="TH SarabunPSK" w:hAnsi="TH SarabunPSK" w:cs="TH SarabunPSK"/>
-          <w:sz w:val="28"/>
-          <w:lang w:val="af-ZA"/>
-        </w:rPr>
-        <w:t>{/compensation}</w:t>
-      </w:r>
-    </w:p>
-    <w:p>
-      <w:pPr>
-        <w:ind w:left="720"/>
-        <w:rPr>
-          <w:rFonts w:ascii="TH SarabunPSK" w:hAnsi="TH SarabunPSK" w:cs="TH SarabunPSK"/>
-          <w:sz w:val="28"/>
-          <w:lang w:val="af-ZA"/>
-        </w:rPr>
-      </w:pPr>
-      <w:r>
-        <w:rPr>
-          <w:rFonts w:ascii="TH SarabunPSK" w:hAnsi="TH SarabunPSK" w:cs="TH SarabunPSK"/>
-          <w:sz w:val="28"/>
-          <w:lang w:val="af-ZA"/>
-        </w:rPr>
-        <w:br/>
-      </w:r>
-      <w:r>
-        <w:rPr>
-          <w:rFonts w:ascii="TH SarabunPSK" w:hAnsi="TH SarabunPSK" w:cs="TH SarabunPSK" w:hint="cs"/>
-          <w:sz w:val="28"/>
-          <w:cs/>
-        </w:rPr>
-        <w:t xml:space="preserve">ทั้งนี้เนื่องจาก </w:t>
-      </w:r>
-      <w:r>
-        <w:rPr>
-          <w:rFonts w:ascii="TH SarabunPSK" w:hAnsi="TH SarabunPSK" w:cs="TH SarabunPSK"/>
-          <w:sz w:val="28"/>
-          <w:lang w:val="af-ZA"/>
-        </w:rPr>
-        <w:t>(</w:t>
-      </w:r>
-      <w:r>
-        <w:rPr>
-          <w:rFonts w:ascii="TH SarabunPSK" w:hAnsi="TH SarabunPSK" w:cs="TH SarabunPSK" w:hint="cs"/>
-          <w:sz w:val="28"/>
-          <w:cs/>
-        </w:rPr>
-        <w:t>โปรดระบุเหตุผลการขอสอนชดเชยในแต่ละครั้ง</w:t>
-      </w:r>
-      <w:r>
-        <w:rPr>
-          <w:rFonts w:ascii="TH SarabunPSK" w:hAnsi="TH SarabunPSK" w:cs="TH SarabunPSK"/>
-          <w:sz w:val="28"/>
-          <w:lang w:val="af-ZA"/>
-        </w:rPr>
-        <w:t>)</w:t>
-      </w:r>
-      <w:r>
-        <w:rPr>
-          <w:rFonts w:ascii="TH SarabunPSK" w:hAnsi="TH SarabunPSK" w:cs="TH SarabunPSK"/>
-          <w:sz w:val="28"/>
-          <w:lang w:val="af-ZA"/>
-        </w:rPr>
-        <w:t xml:space="preserve"> </w:t>
-      </w:r>
-      <w:r>
-        <w:rPr>
-          <w:rFonts w:ascii="TH SarabunPSK" w:hAnsi="TH SarabunPSK" w:cs="TH SarabunPSK"/>
-          <w:sz w:val="28"/>
-          <w:u w:val="dotted"/>
-          <w:lang w:val="af-ZA"/>
-        </w:rPr>
-        <w:t xml:space="preserve">                                                                                    </w:t>
-      </w:r>
-      <w:r>
-        <w:rPr>
-          <w:rFonts w:ascii="TH SarabunPSK" w:hAnsi="TH SarabunPSK" w:cs="TH SarabunPSK"/>
-          <w:sz w:val="28"/>
-          <w:lang w:val="af-ZA"/>
-        </w:rPr>
-        <w:t>.</w:t>
-      </w:r>
-    </w:p>
-    <w:p>
-      <w:pPr>
-        <w:ind w:left="720"/>
-        <w:rPr>
-          <w:rFonts w:ascii="TH SarabunPSK" w:hAnsi="TH SarabunPSK" w:cs="TH SarabunPSK"/>
-          <w:sz w:val="28"/>
-          <w:u w:val="dotted"/>
-        </w:rPr>
-      </w:pPr>
-      <w:r>
-        <w:rPr>
-          <w:rFonts w:ascii="TH SarabunPSK" w:hAnsi="TH SarabunPSK" w:cs="TH SarabunPSK"/>
-          <w:sz w:val="28"/>
-          <w:u w:val="dotted"/>
-        </w:rPr>
-        <w:t xml:space="preserve">             </w:t>
-      </w:r>
-      <w:r>
-        <w:rPr>
-          <w:rFonts w:ascii="TH SarabunPSK" w:hAnsi="TH SarabunPSK" w:cs="TH SarabunPSK"/>
-          <w:sz w:val="28"/>
-          <w:u w:val="dotted"/>
-        </w:rPr>
-        <w:t>{</w:t>
-      </w:r>
-      <w:proofErr w:type="gramStart"/>
-      <w:r>
-        <w:rPr>
-          <w:rFonts w:ascii="TH SarabunPSK" w:hAnsi="TH SarabunPSK" w:cs="TH SarabunPSK"/>
-          <w:sz w:val="28"/>
-          <w:u w:val="dotted"/>
-        </w:rPr>
-        <w:t>reason</w:t>
-      </w:r>
-      <w:r>
-        <w:rPr>
-          <w:rFonts w:ascii="TH SarabunPSK" w:hAnsi="TH SarabunPSK" w:cs="TH SarabunPSK"/>
-          <w:sz w:val="28"/>
-          <w:u w:val="dotted"/>
-        </w:rPr>
-        <w:t xml:space="preserve">}   </w:t>
-      </w:r>
-      <w:proofErr w:type="gramEnd"/>
-      <w:r>
-        <w:rPr>
-          <w:rFonts w:ascii="TH SarabunPSK" w:hAnsi="TH SarabunPSK" w:cs="TH SarabunPSK"/>
-          <w:sz w:val="28"/>
-          <w:u w:val="dotted"/>
-        </w:rPr>
-        <w:t xml:space="preserve">            </w:t>
-      </w:r>
-      <w:r>
-        <w:rPr>
-          <w:rFonts w:ascii="TH SarabunPSK" w:hAnsi="TH SarabunPSK" w:cs="TH SarabunPSK"/>
-          <w:sz w:val="28"/>
-          <w:u w:val="dotted"/>
-        </w:rPr>
-        <w:t xml:space="preserve">  </w:t>
-      </w:r>
-      <w:proofErr w:type="gramStart"/>
-      <w:r>
-        <w:rPr>
-          <w:rFonts w:ascii="TH SarabunPSK" w:hAnsi="TH SarabunPSK" w:cs="TH SarabunPSK"/>
-          <w:sz w:val="28"/>
-          <w:u w:val="dotted"/>
-        </w:rPr>
-        <w:t xml:space="preserve">  .</w:t>
       </w:r>
       <w:proofErr w:type="gramEnd"/>
     </w:p>
     <w:p>
       <w:pPr>
         <w:ind w:left="720"/>
+        <w:jc w:val="thaiDistribute"/>
+        <w:rPr>
+          <w:rFonts w:ascii="TH SarabunPSK" w:hAnsi="TH SarabunPSK" w:cs="TH SarabunPSK"/>
+          <w:sz w:val="32"/>
+          <w:szCs w:val="32"/>
+          <w:lang w:val="af-ZA"/>
+        </w:rPr>
+      </w:pPr>
+      <w:r>
+        <w:rPr>
+          <w:rFonts w:ascii="TH SarabunPSK" w:hAnsi="TH SarabunPSK" w:cs="TH SarabunPSK"/>
+          <w:sz w:val="32"/>
+          <w:szCs w:val="32"/>
+          <w:u w:val="dotted"/>
+        </w:rPr>
+        <w:t xml:space="preserve">             </w:t>
+      </w:r>
+      <w:r>
+        <w:rPr>
+          <w:rFonts w:ascii="TH SarabunPSK" w:hAnsi="TH SarabunPSK" w:cs="TH SarabunPSK"/>
+          <w:sz w:val="32"/>
+          <w:szCs w:val="32"/>
+          <w:u w:val="dotted"/>
+        </w:rPr>
+        <w:t>{</w:t>
+      </w:r>
+      <w:proofErr w:type="gramStart"/>
+      <w:r>
+        <w:rPr>
+          <w:rFonts w:ascii="TH SarabunPSK" w:hAnsi="TH SarabunPSK" w:cs="TH SarabunPSK"/>
+          <w:sz w:val="32"/>
+          <w:szCs w:val="32"/>
+          <w:u w:val="dotted"/>
+        </w:rPr>
+        <w:t>reason</w:t>
+      </w:r>
+      <w:r>
+        <w:rPr>
+          <w:rFonts w:ascii="TH SarabunPSK" w:hAnsi="TH SarabunPSK" w:cs="TH SarabunPSK"/>
+          <w:sz w:val="32"/>
+          <w:szCs w:val="32"/>
+          <w:u w:val="dotted"/>
+        </w:rPr>
+        <w:t>}</w:t>
+      </w:r>
+      <w:r>
+        <w:rPr>
+          <w:rFonts w:ascii="TH SarabunPSK" w:hAnsi="TH SarabunPSK" w:cs="TH SarabunPSK"/>
+          <w:sz w:val="32"/>
+          <w:szCs w:val="32"/>
+          <w:lang w:val="af-ZA"/>
+        </w:rPr>
+        <w:t xml:space="preserve"> </w:t>
+      </w:r>
+      <w:r>
+        <w:rPr>
+          <w:rFonts w:ascii="TH SarabunPSK" w:hAnsi="TH SarabunPSK" w:cs="TH SarabunPSK"/>
+          <w:sz w:val="32"/>
+          <w:szCs w:val="32"/>
+          <w:u w:val="dotted"/>
+          <w:lang w:val="af-ZA"/>
+        </w:rPr>
+        <w:t xml:space="preserve">  </w:t>
+      </w:r>
+      <w:proofErr w:type="gramEnd"/>
+      <w:r>
+        <w:rPr>
+          <w:rFonts w:ascii="TH SarabunPSK" w:hAnsi="TH SarabunPSK" w:cs="TH SarabunPSK"/>
+          <w:sz w:val="32"/>
+          <w:szCs w:val="32"/>
+          <w:u w:val="dotted"/>
+          <w:lang w:val="af-ZA"/>
+        </w:rPr>
+        <w:t xml:space="preserve">                                                                                                               </w:t>
+      </w:r>
+      <w:proofErr w:type="gramStart"/>
+      <w:r>
+        <w:rPr>
+          <w:rFonts w:ascii="TH SarabunPSK" w:hAnsi="TH SarabunPSK" w:cs="TH SarabunPSK"/>
+          <w:sz w:val="32"/>
+          <w:szCs w:val="32"/>
+          <w:u w:val="dotted"/>
+          <w:lang w:val="af-ZA"/>
+        </w:rPr>
+        <w:t xml:space="preserve">  </w:t>
+      </w:r>
+      <w:r>
+        <w:rPr>
+          <w:rFonts w:ascii="TH SarabunPSK" w:hAnsi="TH SarabunPSK" w:cs="TH SarabunPSK"/>
+          <w:sz w:val="32"/>
+          <w:szCs w:val="32"/>
+          <w:lang w:val="af-ZA"/>
+        </w:rPr>
+        <w:t>.</w:t>
+      </w:r>
+      <w:proofErr w:type="gramEnd"/>
+    </w:p>
+    <w:p>
+      <w:pPr>
+        <w:ind w:left="720"/>
+        <w:jc w:val="thaiDistribute"/>
+        <w:rPr>
+          <w:rFonts w:ascii="TH SarabunPSK" w:hAnsi="TH SarabunPSK" w:cs="TH SarabunPSK"/>
+          <w:sz w:val="32"/>
+          <w:szCs w:val="32"/>
+        </w:rPr>
+      </w:pPr>
+      <w:r>
+        <w:rPr>
+          <w:rFonts w:ascii="TH SarabunPSK" w:hAnsi="TH SarabunPSK" w:cs="TH SarabunPSK"/>
+          <w:sz w:val="32"/>
+          <w:szCs w:val="32"/>
+          <w:u w:val="dotted"/>
+          <w:lang w:val="af-ZA"/>
+        </w:rPr>
+        <w:t xml:space="preserve">                                                                                                                                 </w:t>
+      </w:r>
+      <w:r>
+        <w:rPr>
+          <w:rFonts w:ascii="TH SarabunPSK" w:hAnsi="TH SarabunPSK" w:cs="TH SarabunPSK"/>
+          <w:sz w:val="32"/>
+          <w:szCs w:val="32"/>
+          <w:u w:val="dotted"/>
+          <w:lang w:val="af-ZA"/>
+        </w:rPr>
+        <w:t xml:space="preserve">       </w:t>
+      </w:r>
+      <w:r>
+        <w:rPr>
+          <w:rFonts w:ascii="TH SarabunPSK" w:hAnsi="TH SarabunPSK" w:cs="TH SarabunPSK"/>
+          <w:sz w:val="32"/>
+          <w:szCs w:val="32"/>
+          <w:u w:val="dotted"/>
+          <w:lang w:val="af-ZA"/>
+        </w:rPr>
+        <w:t xml:space="preserve">    </w:t>
+      </w:r>
+      <w:r>
+        <w:rPr>
+          <w:rFonts w:ascii="TH SarabunPSK" w:hAnsi="TH SarabunPSK" w:cs="TH SarabunPSK"/>
+          <w:sz w:val="32"/>
+          <w:szCs w:val="32"/>
+          <w:lang w:val="af-ZA"/>
+        </w:rPr>
+        <w:t>.</w:t>
+      </w:r>
+    </w:p>
+    <w:p>
+      <w:pPr>
+        <w:ind w:left="720"/>
         <w:rPr>
           <w:rFonts w:ascii="TH SarabunPSK" w:hAnsi="TH SarabunPSK" w:cs="TH SarabunPSK"/>
           <w:sz w:val="28"/>
-          <w:lang w:val="af-ZA"/>
+          <w:u w:val="dotted"/>
         </w:rPr>
       </w:pPr>
       <w:r>
@@ -1384,10 +1632,19 @@
       <w:r>
         <w:rPr>
           <w:rFonts w:ascii="TH SarabunPSK" w:hAnsi="TH SarabunPSK" w:cs="TH SarabunPSK" w:hint="cs"/>
+          <w:sz w:val="32"/>
+          <w:szCs w:val="32"/>
+          <w:cs/>
+        </w:rPr>
+        <w:t>จึงเรียนมาเพื่อโปรดพิจารณา</w:t>
+      </w:r>
+      <w:r>
+        <w:rPr>
+          <w:rFonts w:ascii="TH SarabunPSK" w:hAnsi="TH SarabunPSK" w:cs="TH SarabunPSK"/>
           <w:sz w:val="28"/>
           <w:cs/>
         </w:rPr>
-        <w:t>จึงเรียนมาเพื่อโปรดพิจารณา</w:t>
+        <w:br/>
       </w:r>
       <w:r>
         <w:rPr>
@@ -1399,19 +1656,18 @@
       </w:r>
       <w:r>
         <w:rPr>
-          <w:rFonts w:ascii="TH SarabunPSK" w:hAnsi="TH SarabunPSK" w:cs="TH SarabunPSK"/>
+          <w:rFonts w:ascii="TH SarabunPSK" w:hAnsi="TH SarabunPSK" w:cs="TH SarabunPSK" w:hint="cs"/>
           <w:sz w:val="28"/>
           <w:cs/>
         </w:rPr>
-        <w:br/>
-      </w:r>
-      <w:r>
-        <w:rPr>
-          <w:rFonts w:ascii="TH SarabunPSK" w:hAnsi="TH SarabunPSK" w:cs="TH SarabunPSK" w:hint="cs"/>
+        <w:t xml:space="preserve">                                                          </w:t>
+      </w:r>
+      <w:r>
+        <w:rPr>
+          <w:rFonts w:ascii="TH SarabunPSK" w:hAnsi="TH SarabunPSK" w:cs="TH SarabunPSK"/>
           <w:sz w:val="28"/>
-          <w:cs/>
-        </w:rPr>
-        <w:t xml:space="preserve">                                                          </w:t>
+        </w:rPr>
+        <w:tab/>
       </w:r>
       <w:r>
         <w:rPr>
@@ -1422,34 +1678,33 @@
       </w:r>
       <w:r>
         <w:rPr>
-          <w:rFonts w:ascii="TH SarabunPSK" w:hAnsi="TH SarabunPSK" w:cs="TH SarabunPSK"/>
-          <w:sz w:val="28"/>
-        </w:rPr>
-        <w:tab/>
-      </w:r>
-      <w:r>
-        <w:rPr>
-          <w:rFonts w:ascii="TH SarabunPSK" w:hAnsi="TH SarabunPSK" w:cs="TH SarabunPSK"/>
-          <w:sz w:val="28"/>
-        </w:rPr>
-        <w:tab/>
-      </w:r>
-      <w:r>
-        <w:rPr>
-          <w:rFonts w:ascii="TH SarabunPSK" w:hAnsi="TH SarabunPSK" w:cs="TH SarabunPSK" w:hint="cs"/>
-          <w:sz w:val="28"/>
-          <w:cs/>
-        </w:rPr>
-        <w:t xml:space="preserve">  ลงชื่ออาจารย์ประจำวิชา</w:t>
-      </w:r>
-      <w:r>
-        <w:rPr>
-          <w:rFonts w:ascii="TH SarabunPSK" w:hAnsi="TH SarabunPSK" w:cs="TH SarabunPSK"/>
-          <w:sz w:val="28"/>
+          <w:rFonts w:ascii="TH SarabunPSK" w:hAnsi="TH SarabunPSK" w:cs="TH SarabunPSK" w:hint="cs"/>
+          <w:sz w:val="32"/>
+          <w:szCs w:val="32"/>
+          <w:cs/>
+        </w:rPr>
+        <w:t>ลงชื่ออาจารย์ประจำวิชา</w:t>
+      </w:r>
+      <w:r>
+        <w:rPr>
+          <w:rFonts w:ascii="TH SarabunPSK" w:hAnsi="TH SarabunPSK" w:cs="TH SarabunPSK"/>
+          <w:sz w:val="32"/>
+          <w:szCs w:val="32"/>
           <w:lang w:val="af-ZA"/>
         </w:rPr>
         <w:t>.....................................................</w:t>
       </w:r>
+    </w:p>
+    <w:p>
+      <w:pPr>
+        <w:ind w:left="720"/>
+        <w:rPr>
+          <w:rFonts w:ascii="TH SarabunPSK" w:hAnsi="TH SarabunPSK" w:cs="TH SarabunPSK"/>
+          <w:sz w:val="32"/>
+          <w:szCs w:val="32"/>
+          <w:lang w:val="af-ZA"/>
+        </w:rPr>
+      </w:pPr>
       <w:r>
         <w:rPr>
           <w:rFonts w:ascii="TH SarabunPSK" w:hAnsi="TH SarabunPSK" w:cs="TH SarabunPSK"/>
@@ -1473,34 +1728,25 @@
           <w:sz w:val="28"/>
           <w:lang w:val="af-ZA"/>
         </w:rPr>
-        <w:tab/>
-        <w:t xml:space="preserve">    </w:t>
-      </w:r>
-      <w:proofErr w:type="gramStart"/>
-      <w:r>
-        <w:rPr>
-          <w:rFonts w:ascii="TH SarabunPSK" w:hAnsi="TH SarabunPSK" w:cs="TH SarabunPSK"/>
-          <w:sz w:val="28"/>
-          <w:lang w:val="af-ZA"/>
-        </w:rPr>
-        <w:t xml:space="preserve">   </w:t>
-      </w:r>
-      <w:r>
-        <w:rPr>
-          <w:rFonts w:ascii="TH SarabunPSK" w:hAnsi="TH SarabunPSK" w:cs="TH SarabunPSK"/>
-          <w:sz w:val="28"/>
-          <w:lang w:val="af-ZA"/>
-        </w:rPr>
-        <w:t>(</w:t>
-      </w:r>
-      <w:proofErr w:type="gramEnd"/>
-      <w:r>
-        <w:rPr>
-          <w:rFonts w:ascii="TH SarabunPSK" w:hAnsi="TH SarabunPSK" w:cs="TH SarabunPSK"/>
-          <w:sz w:val="28"/>
-          <w:lang w:val="af-ZA"/>
-        </w:rPr>
-        <w:t>....................................................)</w:t>
+        <w:t xml:space="preserve">  </w:t>
+      </w:r>
+      <w:r>
+        <w:rPr>
+          <w:rFonts w:ascii="TH SarabunPSK" w:hAnsi="TH SarabunPSK" w:cs="TH SarabunPSK"/>
+          <w:sz w:val="32"/>
+          <w:szCs w:val="32"/>
+          <w:lang w:val="af-ZA"/>
+        </w:rPr>
+        <w:t xml:space="preserve">      </w:t>
+      </w:r>
+      <w:r>
+        <w:rPr>
+          <w:rFonts w:ascii="TH SarabunPSK" w:hAnsi="TH SarabunPSK" w:cs="TH SarabunPSK"/>
+          <w:sz w:val="32"/>
+          <w:szCs w:val="32"/>
+          <w:lang w:val="af-ZA"/>
+        </w:rPr>
+        <w:t>(....................................................)</w:t>
       </w:r>
     </w:p>
     <w:tbl>
@@ -1540,7 +1786,7 @@
               <mc:AlternateContent>
                 <mc:Choice Requires="wps">
                   <w:drawing>
-                    <wp:anchor distT="0" distB="0" distL="114300" distR="114300" simplePos="0" relativeHeight="251663360" behindDoc="0" locked="0" layoutInCell="1" allowOverlap="1" wp14:anchorId="6838E654" wp14:editId="69E91701">
+                    <wp:anchor distT="0" distB="0" distL="114300" distR="114300" simplePos="0" relativeHeight="251655680" behindDoc="0" locked="0" layoutInCell="1" allowOverlap="1" wp14:anchorId="6838E654" wp14:editId="69E91701">
                       <wp:simplePos x="0" y="0"/>
                       <wp:positionH relativeFrom="column">
                         <wp:posOffset>267335</wp:posOffset>
@@ -1604,7 +1850,7 @@
                 </mc:Choice>
                 <mc:Fallback>
                   <w:pict>
-                    <v:rect w14:anchorId="68C2EC38" id="สี่เหลี่ยมผืนผ้า 1" o:spid="_x0000_s1026" style="position:absolute;margin-left:21.05pt;margin-top:18.95pt;width:12.3pt;height:11.35pt;z-index:251663360;visibility:visible;mso-wrap-style:square;mso-wrap-distance-left:9pt;mso-wrap-distance-top:0;mso-wrap-distance-right:9pt;mso-wrap-distance-bottom:0;mso-position-horizontal:absolute;mso-position-horizontal-relative:text;mso-position-vertical:absolute;mso-position-vertical-relative:text;v-text-anchor:middle" o:gfxdata="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" filled="f" strokecolor="black [3200]">
+                    <v:rect w14:anchorId="67F20132" id="สี่เหลี่ยมผืนผ้า 1" o:spid="_x0000_s1026" style="position:absolute;margin-left:21.05pt;margin-top:18.95pt;width:12.3pt;height:11.35pt;z-index:251663360;visibility:visible;mso-wrap-style:square;mso-wrap-distance-left:9pt;mso-wrap-distance-top:0;mso-wrap-distance-right:9pt;mso-wrap-distance-bottom:0;mso-position-horizontal:absolute;mso-position-horizontal-relative:text;mso-position-vertical:absolute;mso-position-vertical-relative:text;v-text-anchor:middle" o:gfxdata="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" filled="f" strokecolor="black [3200]">
                       <v:stroke joinstyle="round"/>
                     </v:rect>
                   </w:pict>
@@ -1664,7 +1910,7 @@
               <mc:AlternateContent>
                 <mc:Choice Requires="wps">
                   <w:drawing>
-                    <wp:anchor distT="0" distB="0" distL="114300" distR="114300" simplePos="0" relativeHeight="251666432" behindDoc="0" locked="0" layoutInCell="1" allowOverlap="1" wp14:anchorId="2E24702F" wp14:editId="46F0875A">
+                    <wp:anchor distT="0" distB="0" distL="114300" distR="114300" simplePos="0" relativeHeight="251656704" behindDoc="0" locked="0" layoutInCell="1" allowOverlap="1" wp14:anchorId="2E24702F" wp14:editId="46F0875A">
                       <wp:simplePos x="0" y="0"/>
                       <wp:positionH relativeFrom="column">
                         <wp:posOffset>269875</wp:posOffset>
@@ -1734,7 +1980,7 @@
                 </mc:Choice>
                 <mc:Fallback>
                   <w:pict>
-                    <v:rect w14:anchorId="17B74167" id="สี่เหลี่ยมผืนผ้า 2" o:spid="_x0000_s1026" style="position:absolute;margin-left:21.25pt;margin-top:3.3pt;width:12.15pt;height:11.3pt;z-index:251666432;visibility:visible;mso-wrap-style:square;mso-width-percent:0;mso-height-percent:0;mso-wrap-distance-left:9pt;mso-wrap-distance-top:0;mso-wrap-distance-right:9pt;mso-wrap-distance-bottom:0;mso-position-horizontal:absolute;mso-position-horizontal-relative:text;mso-position-vertical:absolute;mso-position-vertical-relative:text;mso-width-percent:0;mso-height-percent:0;mso-width-relative:margin;mso-height-relative:margin;v-text-anchor:middle" o:gfxdata="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" filled="f" strokecolor="black [3200]">
+                    <v:rect w14:anchorId="334417CA" id="สี่เหลี่ยมผืนผ้า 2" o:spid="_x0000_s1026" style="position:absolute;margin-left:21.25pt;margin-top:3.3pt;width:12.15pt;height:11.3pt;z-index:251666432;visibility:visible;mso-wrap-style:square;mso-width-percent:0;mso-height-percent:0;mso-wrap-distance-left:9pt;mso-wrap-distance-top:0;mso-wrap-distance-right:9pt;mso-wrap-distance-bottom:0;mso-position-horizontal:absolute;mso-position-horizontal-relative:text;mso-position-vertical:absolute;mso-position-vertical-relative:text;mso-width-percent:0;mso-height-percent:0;mso-width-relative:margin;mso-height-relative:margin;v-text-anchor:middle" o:gfxdata="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" filled="f" strokecolor="black [3200]">
                       <v:stroke joinstyle="round"/>
                     </v:rect>
                   </w:pict>
@@ -1788,7 +2034,7 @@
               <mc:AlternateContent>
                 <mc:Choice Requires="wps">
                   <w:drawing>
-                    <wp:anchor distT="0" distB="0" distL="114300" distR="114300" simplePos="0" relativeHeight="251667456" behindDoc="0" locked="0" layoutInCell="1" allowOverlap="1" wp14:anchorId="14855E17" wp14:editId="5B775C64">
+                    <wp:anchor distT="0" distB="0" distL="114300" distR="114300" simplePos="0" relativeHeight="251658752" behindDoc="0" locked="0" layoutInCell="1" allowOverlap="1" wp14:anchorId="14855E17" wp14:editId="5B775C64">
                       <wp:simplePos x="0" y="0"/>
                       <wp:positionH relativeFrom="column">
                         <wp:posOffset>269240</wp:posOffset>
@@ -1858,7 +2104,7 @@
                 </mc:Choice>
                 <mc:Fallback>
                   <w:pict>
-                    <v:rect w14:anchorId="4DBC42E1" id="สี่เหลี่ยมผืนผ้า 3" o:spid="_x0000_s1026" style="position:absolute;margin-left:21.2pt;margin-top:3.25pt;width:12.2pt;height:11.35pt;z-index:251667456;visibility:visible;mso-wrap-style:square;mso-width-percent:0;mso-height-percent:0;mso-wrap-distance-left:9pt;mso-wrap-distance-top:0;mso-wrap-distance-right:9pt;mso-wrap-distance-bottom:0;mso-position-horizontal:absolute;mso-position-horizontal-relative:text;mso-position-vertical:absolute;mso-position-vertical-relative:text;mso-width-percent:0;mso-height-percent:0;mso-width-relative:margin;mso-height-relative:margin;v-text-anchor:middle" o:gfxdata="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" filled="f" strokecolor="black [3200]">
+                    <v:rect w14:anchorId="5B1DC627" id="สี่เหลี่ยมผืนผ้า 3" o:spid="_x0000_s1026" style="position:absolute;margin-left:21.2pt;margin-top:3.25pt;width:12.2pt;height:11.35pt;z-index:251667456;visibility:visible;mso-wrap-style:square;mso-width-percent:0;mso-height-percent:0;mso-wrap-distance-left:9pt;mso-wrap-distance-top:0;mso-wrap-distance-right:9pt;mso-wrap-distance-bottom:0;mso-position-horizontal:absolute;mso-position-horizontal-relative:text;mso-position-vertical:absolute;mso-position-vertical-relative:text;mso-width-percent:0;mso-height-percent:0;mso-width-relative:margin;mso-height-relative:margin;v-text-anchor:middle" o:gfxdata="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" filled="f" strokecolor="black [3200]">
                       <v:stroke joinstyle="round"/>
                     </v:rect>
                   </w:pict>
@@ -2033,7 +2279,7 @@
               <mc:AlternateContent>
                 <mc:Choice Requires="wps">
                   <w:drawing>
-                    <wp:anchor distT="0" distB="0" distL="114300" distR="114300" simplePos="0" relativeHeight="251672576" behindDoc="0" locked="0" layoutInCell="1" allowOverlap="1" wp14:anchorId="0D203F79" wp14:editId="292FC1F3">
+                    <wp:anchor distT="0" distB="0" distL="114300" distR="114300" simplePos="0" relativeHeight="251661824" behindDoc="0" locked="0" layoutInCell="1" allowOverlap="1" wp14:anchorId="0D203F79" wp14:editId="292FC1F3">
                       <wp:simplePos x="0" y="0"/>
                       <wp:positionH relativeFrom="column">
                         <wp:posOffset>266700</wp:posOffset>
@@ -2097,7 +2343,7 @@
                 </mc:Choice>
                 <mc:Fallback>
                   <w:pict>
-                    <v:rect w14:anchorId="7E3824EB" id="สี่เหลี่ยมผืนผ้า 6" o:spid="_x0000_s1026" style="position:absolute;margin-left:21pt;margin-top:18.6pt;width:12.3pt;height:11.35pt;z-index:251672576;visibility:visible;mso-wrap-style:square;mso-wrap-distance-left:9pt;mso-wrap-distance-top:0;mso-wrap-distance-right:9pt;mso-wrap-distance-bottom:0;mso-position-horizontal:absolute;mso-position-horizontal-relative:text;mso-position-vertical:absolute;mso-position-vertical-relative:text;v-text-anchor:middle" o:gfxdata="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" filled="f" strokecolor="black [3200]">
+                    <v:rect w14:anchorId="5ECF5FEE" id="สี่เหลี่ยมผืนผ้า 6" o:spid="_x0000_s1026" style="position:absolute;margin-left:21pt;margin-top:18.6pt;width:12.3pt;height:11.35pt;z-index:251672576;visibility:visible;mso-wrap-style:square;mso-wrap-distance-left:9pt;mso-wrap-distance-top:0;mso-wrap-distance-right:9pt;mso-wrap-distance-bottom:0;mso-position-horizontal:absolute;mso-position-horizontal-relative:text;mso-position-vertical:absolute;mso-position-vertical-relative:text;v-text-anchor:middle" o:gfxdata="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" filled="f" strokecolor="black [3200]">
                       <v:stroke joinstyle="round"/>
                     </v:rect>
                   </w:pict>
@@ -2157,7 +2403,7 @@
               <mc:AlternateContent>
                 <mc:Choice Requires="wps">
                   <w:drawing>
-                    <wp:anchor distT="0" distB="0" distL="114300" distR="114300" simplePos="0" relativeHeight="251669504" behindDoc="0" locked="0" layoutInCell="1" allowOverlap="1" wp14:anchorId="28305B93" wp14:editId="6235D723">
+                    <wp:anchor distT="0" distB="0" distL="114300" distR="114300" simplePos="0" relativeHeight="251659776" behindDoc="0" locked="0" layoutInCell="1" allowOverlap="1" wp14:anchorId="28305B93" wp14:editId="6235D723">
                       <wp:simplePos x="0" y="0"/>
                       <wp:positionH relativeFrom="column">
                         <wp:posOffset>269875</wp:posOffset>
@@ -2227,7 +2473,7 @@
                 </mc:Choice>
                 <mc:Fallback>
                   <w:pict>
-                    <v:rect w14:anchorId="448821C0" id="สี่เหลี่ยมผืนผ้า 4" o:spid="_x0000_s1026" style="position:absolute;margin-left:21.25pt;margin-top:3.3pt;width:12.15pt;height:11.3pt;z-index:251669504;visibility:visible;mso-wrap-style:square;mso-width-percent:0;mso-height-percent:0;mso-wrap-distance-left:9pt;mso-wrap-distance-top:0;mso-wrap-distance-right:9pt;mso-wrap-distance-bottom:0;mso-position-horizontal:absolute;mso-position-horizontal-relative:text;mso-position-vertical:absolute;mso-position-vertical-relative:text;mso-width-percent:0;mso-height-percent:0;mso-width-relative:margin;mso-height-relative:margin;v-text-anchor:middle" o:gfxdata="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" filled="f" strokecolor="black [3200]">
+                    <v:rect w14:anchorId="508FEFFD" id="สี่เหลี่ยมผืนผ้า 4" o:spid="_x0000_s1026" style="position:absolute;margin-left:21.25pt;margin-top:3.3pt;width:12.15pt;height:11.3pt;z-index:251669504;visibility:visible;mso-wrap-style:square;mso-width-percent:0;mso-height-percent:0;mso-wrap-distance-left:9pt;mso-wrap-distance-top:0;mso-wrap-distance-right:9pt;mso-wrap-distance-bottom:0;mso-position-horizontal:absolute;mso-position-horizontal-relative:text;mso-position-vertical:absolute;mso-position-vertical-relative:text;mso-width-percent:0;mso-height-percent:0;mso-width-relative:margin;mso-height-relative:margin;v-text-anchor:middle" o:gfxdata="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" filled="f" strokecolor="black [3200]">
                       <v:stroke joinstyle="round"/>
                     </v:rect>
                   </w:pict>
@@ -2278,7 +2524,7 @@
               <mc:AlternateContent>
                 <mc:Choice Requires="wps">
                   <w:drawing>
-                    <wp:anchor distT="0" distB="0" distL="114300" distR="114300" simplePos="0" relativeHeight="251670528" behindDoc="0" locked="0" layoutInCell="1" allowOverlap="1" wp14:anchorId="468B5785" wp14:editId="6AA9622E">
+                    <wp:anchor distT="0" distB="0" distL="114300" distR="114300" simplePos="0" relativeHeight="251660800" behindDoc="0" locked="0" layoutInCell="1" allowOverlap="1" wp14:anchorId="468B5785" wp14:editId="6AA9622E">
                       <wp:simplePos x="0" y="0"/>
                       <wp:positionH relativeFrom="column">
                         <wp:posOffset>269240</wp:posOffset>
@@ -2348,7 +2594,7 @@
                 </mc:Choice>
                 <mc:Fallback>
                   <w:pict>
-                    <v:rect w14:anchorId="619640B7" id="สี่เหลี่ยมผืนผ้า 5" o:spid="_x0000_s1026" style="position:absolute;margin-left:21.2pt;margin-top:3.25pt;width:12.2pt;height:11.35pt;z-index:251670528;visibility:visible;mso-wrap-style:square;mso-width-percent:0;mso-height-percent:0;mso-wrap-distance-left:9pt;mso-wrap-distance-top:0;mso-wrap-distance-right:9pt;mso-wrap-distance-bottom:0;mso-position-horizontal:absolute;mso-position-horizontal-relative:text;mso-position-vertical:absolute;mso-position-vertical-relative:text;mso-width-percent:0;mso-height-percent:0;mso-width-relative:margin;mso-height-relative:margin;v-text-anchor:middle" o:gfxdata="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" filled="f" strokecolor="black [3200]">
+                    <v:rect w14:anchorId="2B0A3584" id="สี่เหลี่ยมผืนผ้า 5" o:spid="_x0000_s1026" style="position:absolute;margin-left:21.2pt;margin-top:3.25pt;width:12.2pt;height:11.35pt;z-index:251670528;visibility:visible;mso-wrap-style:square;mso-width-percent:0;mso-height-percent:0;mso-wrap-distance-left:9pt;mso-wrap-distance-top:0;mso-wrap-distance-right:9pt;mso-wrap-distance-bottom:0;mso-position-horizontal:absolute;mso-position-horizontal-relative:text;mso-position-vertical:absolute;mso-position-vertical-relative:text;mso-width-percent:0;mso-height-percent:0;mso-width-relative:margin;mso-height-relative:margin;v-text-anchor:middle" o:gfxdata="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" filled="f" strokecolor="black [3200]">
                       <v:stroke joinstyle="round"/>
                     </v:rect>
                   </w:pict>
